--- a/src/Tests/Inputs/cards/04/input.docx
+++ b/src/Tests/Inputs/cards/04/input.docx
@@ -1,6 +1,6 @@
 
 <file path=word/document.xml><?xml version="1.0" encoding="utf-8"?>
-<w:document xmlns:wpc="http://schemas.microsoft.com/office/word/2010/wordprocessingCanvas" xmlns:cx="http://schemas.microsoft.com/office/drawing/2014/chartex" xmlns:cx1="http://schemas.microsoft.com/office/drawing/2015/9/8/chartex" xmlns:cx2="http://schemas.microsoft.com/office/drawing/2015/10/21/chartex" xmlns:cx3="http://schemas.microsoft.com/office/drawing/2016/5/9/chartex" xmlns:cx4="http://schemas.microsoft.com/office/drawing/2016/5/10/chartex" xmlns:cx5="http://schemas.microsoft.com/office/drawing/2016/5/11/chartex" xmlns:cx6="http://schemas.microsoft.com/office/drawing/2016/5/12/chartex" xmlns:cx7="http://schemas.microsoft.com/office/drawing/2016/5/13/chartex" xmlns:cx8="http://schemas.microsoft.com/office/drawing/2016/5/14/chartex" xmlns:mc="http://schemas.openxmlformats.org/markup-compatibility/2006" xmlns:aink="http://schemas.microsoft.com/office/drawing/2016/ink" xmlns:am3d="http://schemas.microsoft.com/office/drawing/2017/model3d" xmlns:o="urn:schemas-microsoft-com:office:office" xmlns:oel="http://schemas.microsoft.com/office/2019/extlst" xmlns:r="http://schemas.openxmlformats.org/officeDocument/2006/relationships" xmlns:m="http://schemas.openxmlformats.org/officeDocument/2006/math" xmlns:v="urn:schemas-microsoft-com:vml" xmlns:wp14="http://schemas.microsoft.com/office/word/2010/wordprocessingDrawing" xmlns:wp="http://schemas.openxmlformats.org/drawingml/2006/wordprocessingDrawing" xmlns:w10="urn:schemas-microsoft-com:office:word" xmlns:w="http://schemas.openxmlformats.org/wordprocessingml/2006/main" xmlns:w14="http://schemas.microsoft.com/office/word/2010/wordml" xmlns:w15="http://schemas.microsoft.com/office/word/2012/wordml" xmlns:w16cex="http://schemas.microsoft.com/office/word/2018/wordml/cex" xmlns:w16cid="http://schemas.microsoft.com/office/word/2016/wordml/cid" xmlns:w16="http://schemas.microsoft.com/office/word/2018/wordml" xmlns:w16sdtdh="http://schemas.microsoft.com/office/word/2020/wordml/sdtdatahash" xmlns:w16se="http://schemas.microsoft.com/office/word/2015/wordml/symex" xmlns:wpg="http://schemas.microsoft.com/office/word/2010/wordprocessingGroup" xmlns:wpi="http://schemas.microsoft.com/office/word/2010/wordprocessingInk" xmlns:wne="http://schemas.microsoft.com/office/word/2006/wordml" xmlns:wps="http://schemas.microsoft.com/office/word/2010/wordprocessingShape" mc:Ignorable="w14 w15 w16se w16cid w16 w16cex w16sdtdh wp14">
+<w:document xmlns:a="http://schemas.openxmlformats.org/drawingml/2006/main" xmlns:adec="http://schemas.microsoft.com/office/drawing/2017/decorative" xmlns:pic="http://schemas.openxmlformats.org/drawingml/2006/picture" xmlns:asvg="http://schemas.microsoft.com/office/drawing/2016/SVG/main" xmlns:wpc="http://schemas.microsoft.com/office/word/2010/wordprocessingCanvas" xmlns:cx="http://schemas.microsoft.com/office/drawing/2014/chartex" xmlns:cx1="http://schemas.microsoft.com/office/drawing/2015/9/8/chartex" xmlns:cx2="http://schemas.microsoft.com/office/drawing/2015/10/21/chartex" xmlns:cx3="http://schemas.microsoft.com/office/drawing/2016/5/9/chartex" xmlns:cx4="http://schemas.microsoft.com/office/drawing/2016/5/10/chartex" xmlns:cx5="http://schemas.microsoft.com/office/drawing/2016/5/11/chartex" xmlns:cx6="http://schemas.microsoft.com/office/drawing/2016/5/12/chartex" xmlns:cx7="http://schemas.microsoft.com/office/drawing/2016/5/13/chartex" xmlns:cx8="http://schemas.microsoft.com/office/drawing/2016/5/14/chartex" xmlns:mc="http://schemas.openxmlformats.org/markup-compatibility/2006" xmlns:aink="http://schemas.microsoft.com/office/drawing/2016/ink" xmlns:am3d="http://schemas.microsoft.com/office/drawing/2017/model3d" xmlns:o="urn:schemas-microsoft-com:office:office" xmlns:oel="http://schemas.microsoft.com/office/2019/extlst" xmlns:r="http://schemas.openxmlformats.org/officeDocument/2006/relationships" xmlns:m="http://schemas.openxmlformats.org/officeDocument/2006/math" xmlns:v="urn:schemas-microsoft-com:vml" xmlns:wp14="http://schemas.microsoft.com/office/word/2010/wordprocessingDrawing" xmlns:wp="http://schemas.openxmlformats.org/drawingml/2006/wordprocessingDrawing" xmlns:w10="urn:schemas-microsoft-com:office:word" xmlns:w="http://schemas.openxmlformats.org/wordprocessingml/2006/main" xmlns:w14="http://schemas.microsoft.com/office/word/2010/wordml" xmlns:w15="http://schemas.microsoft.com/office/word/2012/wordml" xmlns:w16cex="http://schemas.microsoft.com/office/word/2018/wordml/cex" xmlns:w16cid="http://schemas.microsoft.com/office/word/2016/wordml/cid" xmlns:w16="http://schemas.microsoft.com/office/word/2018/wordml" xmlns:w16sdtdh="http://schemas.microsoft.com/office/word/2020/wordml/sdtdatahash" xmlns:w16se="http://schemas.microsoft.com/office/word/2015/wordml/symex" xmlns:wpg="http://schemas.microsoft.com/office/word/2010/wordprocessingGroup" xmlns:wpi="http://schemas.microsoft.com/office/word/2010/wordprocessingInk" xmlns:wne="http://schemas.microsoft.com/office/word/2006/wordml" xmlns:wps="http://schemas.microsoft.com/office/word/2010/wordprocessingShape" mc:Ignorable="w14 w15 w16se w16cid w16 w16cex w16sdtdh wp14">
   <w:body>
     <w:p>
       <w:pPr>
@@ -16,7 +16,7 @@
         <mc:AlternateContent>
           <mc:Choice Requires="wpg">
             <w:drawing>
-              <wp:anchor distT="0" distB="0" distL="114300" distR="114300" simplePos="0" relativeHeight="251665408" behindDoc="1" locked="1" layoutInCell="1" allowOverlap="1" wp14:anchorId="6406ABE1" wp14:editId="5CCFD634">
+              <wp:anchor distT="0" distB="0" distL="114300" distR="114300" simplePos="0" relativeHeight="251665408" behindDoc="1" locked="1" layoutInCell="1" allowOverlap="1" wp14:editId="5CCFD634" wp14:anchorId="6406ABE1">
                 <wp:simplePos x="0" y="0"/>
                 <wp:positionH relativeFrom="column">
                   <wp:posOffset>-1905</wp:posOffset>
@@ -5553,13 +5553,13 @@
           </mc:Choice>
           <mc:Fallback>
             <w:pict>
-              <v:group w14:anchorId="02665FE4" id="Group 2" o:spid="_x0000_s1026" alt="&quot;&quot;" style="position:absolute;margin-left:-.15pt;margin-top:-200.9pt;width:297.35pt;height:231.85pt;z-index:-251651072;mso-width-relative:margin;mso-height-relative:margin" coordsize="37770,29413" o:gfxdata="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">
-                <v:group id="Group 1031" o:spid="_x0000_s1027" alt="&quot;&quot;" style="position:absolute;left:19735;top:8534;width:18035;height:20879" coordorigin="40973" coordsize="16052,18581" o:gfxdata="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">
-                  <v:shape id="Freeform: Shape 1032" o:spid="_x0000_s1028" style="position:absolute;left:42045;top:1534;width:14536;height:17047;visibility:visible;mso-wrap-style:square;v-text-anchor:middle" coordsize="2832694,3322022" o:gfxdata="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" path="m2196362,3227449v16907,-834,33814,-596,50482,1309c2273514,3232568,2355429,3272573,2370669,3238283v4763,-9525,19050,-952,14288,8573c2372574,3275431,2345904,3277336,2319234,3268763v-52387,-16192,-95250,-25717,-150495,-20955c2077299,3256381,1983002,3285908,1893467,3249713v-9525,-4762,-4763,-20002,4762,-16192c1979192,3266858,2063012,3243046,2145879,3232568v16669,-2381,33576,-4286,50483,-5119xm1332950,3218117v42059,6653,83315,31120,126177,23976l1462641,3244467r2201,-2612c1468414,3239712,1473415,3239712,1476272,3243998v20003,27623,60008,3810,83820,-2857c1569617,3238284,1578904,3236855,1587953,3237331v9049,476,17860,2858,26432,7620c1623910,3249714,1615337,3264953,1605812,3259239v-39171,-21670,-90740,31046,-128544,8191l1470062,3260424r-5220,3577c1438172,3269716,1413407,3265906,1387689,3258286v-39052,-11430,-141922,-53340,-133350,31432c1255292,3300196,1238147,3300196,1238147,3289718v-4763,-34290,19050,-61912,52387,-70485c1304822,3215662,1318931,3215900,1332950,3218117xm1163361,3183544v20553,-804,42163,5923,64308,23306c1238147,3215423,1224812,3232568,1214334,3224948v-76200,-57150,-144780,35242,-180022,93345c1029549,3326865,1016214,3319245,1020977,3309720v28575,-53577,80725,-123765,142384,-126176xm134199,3164941v17145,-953,30480,2857,44768,11430c182777,3178276,184682,3184943,188492,3186848v9525,4763,20955,3810,32385,3810c370419,3194468,519009,3197326,667599,3212566v11430,1905,12383,20002,,19050c506627,3218281,345654,3211613,183729,3211613v-4762,,-7620,-3810,-9525,-7620c148487,3139223,61809,3237331,31329,3253523v-10477,5715,-19050,-9525,-8572,-16192c61809,3217328,86574,3168751,134199,3164941xm1126586,2310191v3691,595,7263,3214,7739,7024c1140040,2439135,1134325,2561055,1141945,2682975v3810,60008,10477,119063,16192,178118c1161947,2894430,1162900,2927768,1140040,2955390v-20003,24765,-50483,35243,-78105,49530c1040980,3015398,1021930,3025875,1011452,3048735v-9525,20955,-8572,45720,-18097,66675c979068,3145890,952874,3165416,922632,3178037r-36184,10880l944658,3195108v36493,8409,72271,20791,105847,35555c1062887,3235425,1053362,3257333,1040980,3252570v-127635,-52387,-284798,-80962,-391478,28575c641882,3288765,630452,3276383,637120,3269715v41077,-44648,90592,-69606,143522,-80249l813594,3185753r1703,-10097c816964,3172680,819762,3170418,823810,3169703v37147,-6668,80962,-13335,112395,-37148c975257,3103028,963827,3059213,986687,3022065v30480,-49530,104775,-46672,134303,-94297c1145755,2887763,1120990,2802990,1117180,2758223v-4763,-49530,-7620,-99060,-8573,-149543c1105750,2511525,1103845,2411513,1118132,2315310v953,-4286,4763,-5714,8454,-5119xm1984907,1995270v14288,-1905,14288,20003,,21908c1731542,2050515,1593430,2287688,1492465,2496285r-9438,3147l1479129,2668688v-1905,99060,-9525,199073,6668,297180c1499132,3046831,1531517,3127793,1593429,3183038v73343,65723,170498,73343,260985,44768c1873464,3221138,1886799,3251618,1867749,3260191v-170497,74295,-338137,-41910,-392430,-203835c1440077,2952533,1445792,2840138,1450554,2732506v4763,-118110,11430,-235268,16193,-353378c1467699,2367698,1484844,2367698,1485797,2379128r-2264,98316l1563783,2323570v95369,-161136,223957,-302582,421124,-328300xm819136,1905646v11460,-2173,23485,-1339,36106,3899c868577,1915260,862862,1938120,849527,1932405v-48578,-18097,-122873,79058,-154305,108585c656169,2077185,616164,2114333,577112,2150528v-14288,13335,-35243,-7620,-20955,-20955c613307,2075280,671409,2020988,730464,1968600v25004,-22860,54293,-56435,88672,-62954xm1218502,1881685v4406,-1190,9168,715,10120,6906c1253388,2036228,1434363,2070518,1521040,2172436v10478,12382,-7620,30480,-18097,18097c1414360,2084806,1232432,2048611,1210525,1893353v-476,-6191,3572,-10477,7977,-11668xm2563074,1807628v41910,-4763,33338,47625,26670,72390c2570694,1953360,2550692,2034323,2520212,2104808v-14288,32385,-46673,63817,-84773,49530c2411627,2145765,2404007,2121000,2384004,2107665v-12858,-8572,-28575,-13573,-44648,-17859l2295868,2077192r14794,14995c2325188,2112428,2336856,2134812,2345904,2158148v4763,12382,-14287,17144,-19050,5715c2318282,2141956,2307090,2122191,2293874,2103736r-43877,-50823l2220412,2036705v-23098,-14764,-45958,-30004,-70723,-42387c2106827,1972410,2067774,1965743,2020149,1974315v-29527,4763,-59055,14288,-89535,16193c1812504,1998128,1712492,1907640,1638197,1826678v-7620,-8573,3810,-19050,11430,-9525c1727732,1888590,1814409,1977173,1929662,1965743v51435,-4763,99060,-28575,151447,-23813c2118257,1944788,2152547,1960980,2183979,1979078v40958,23812,79058,53340,123825,70485c2343047,2062898,2384957,2064803,2414484,2090520v3810,3810,6668,9525,11430,12383c2430677,2114333,2440202,2118143,2454489,2113380v17145,8573,27623,3810,30480,-14287c2503067,2077185,2508782,2032418,2517354,2005748v8573,-26670,16193,-53340,24765,-80010c2544024,1918118,2565932,1840965,2563074,1840965v-20955,1905,-20955,-31432,,-33337xm1974429,1751431v17145,-953,17145,24765,,26670c1859177,1789531,1740114,1787626,1626767,1811438v-120015,25718,-203835,96203,-287655,180975c1331492,2000033,1320062,1988603,1327682,1980031v80010,-84773,160972,-159068,277177,-188595c1723922,1760956,1852509,1758098,1974429,1751431xm717606,1592482v3334,2262,5239,7024,2381,12263c672362,1697137,868577,1710473,918107,1719998v50483,9525,114300,12382,158115,40005c1119085,1786673,1136230,1839060,1154327,1882875v25718,60960,48578,124778,63818,189548c1221955,2090520,1195285,2098140,1190522,2080042v-22860,-80009,-46672,-160019,-81915,-235267c1087652,1799055,1061935,1775242,1012405,1763812v-33338,-8572,-66675,-14287,-100013,-20954c851432,1729523,643787,1707615,706652,1595220v2858,-4762,7620,-5000,10954,-2738xm593186,1567956v7739,2262,14406,9644,12501,19645c586637,1695233,638072,1801913,742847,1840966v83820,32385,179070,-16193,258127,27622c1132419,1941931,1160042,2147671,1108607,2275306r-1288,672l1108957,2317498v-945,17681,-3564,35436,-7970,53057c1099082,2381033,1082890,2376270,1084795,2365793v30480,-130493,-43815,-269558,-169545,-316230c901915,2044800,907630,2023845,920965,2028608v68104,25718,121920,75962,154305,137398l1097349,2235071r7224,-37468c1112476,2124156,1101225,2050039,1064792,1982888v-24765,-45720,-59055,-90487,-112395,-101917c901914,1869541,847622,1889543,796187,1884781,644739,1871446,542822,1725713,574254,1579028v2382,-10477,11192,-13335,18932,-11072xm178491,1070155v8572,,16668,5476,15716,16430c183730,1193265,179920,1303755,270407,1378050v84773,69533,204788,86678,310515,69533c665695,1433295,737132,1422818,809522,1479968v61913,48577,103823,126682,125730,200977c938110,1691423,923822,1697138,919060,1687613,864767,1598078,819047,1472348,696175,1462823v-51435,-3810,-101918,16192,-152400,20955c497102,1488540,450430,1484730,404710,1475205r-3877,-1127l376298,1503334v-39693,31700,-96128,39023,-143991,14734c220877,1511401,231354,1494256,242784,1499971v40720,21431,88940,15002,123364,-11654l383143,1468935r-37101,-10786c288445,1436807,235403,1402339,198970,1352333v-28099,-39053,-40482,-82868,-44530,-128230l153996,1183046r-30586,1483c69430,1177430,22281,1142068,850,1088490v-5715,-15240,19050,-21907,24765,-6667c43474,1126114,83836,1157011,129020,1165271r24786,200l153696,1155299v1220,-23053,3602,-46092,6221,-68714c160869,1075631,169918,1070155,178491,1070155xm1515325,979905v14287,-2857,20002,19050,5715,21908c1455317,1017053,1396262,1052295,1355305,1107540v-29528,40958,-49530,89535,-80963,129540c1230527,1292325,1156232,1333283,1088605,1295183v-10478,-5715,-1905,-20003,8572,-15240c1212430,1341855,1278152,1179930,1325777,1107540v44768,-66675,110490,-111442,189548,-127635xm1080926,950527v8751,-1519,19109,7947,13394,17948c1046695,1055153,984782,1129448,907630,1189455v-9525,7620,-22860,-5715,-13335,-13335c967637,1114208,1028597,1040865,1073365,956093v1905,-3334,4644,-5060,7561,-5566xm665115,852419v4211,804,8200,3423,11057,8424c731418,957998,789520,1052295,855243,1141830v60007,82868,139065,173355,249555,176213c1192427,1319948,1269580,1293278,1338160,1363763v47625,48577,66675,116205,48578,180975c1382927,1556168,1367688,1551405,1369593,1539975v20002,-97155,-55245,-197167,-155258,-199072c1168615,1339950,1123848,1354238,1078127,1348523v-37147,-4763,-71437,-18098,-102869,-37148c903820,1267560,851433,1199933,802855,1133258r-15270,-22645l724408,1146266v-78358,37772,-167298,56525,-235878,-12055c478052,1123733,494245,1107541,504722,1118018v63580,62865,144840,44292,216858,9779l778166,1096646r-58893,-87332c693079,966808,668553,923231,645693,878940v-7858,-15002,6787,-28932,19422,-26521xm2823286,700510v9466,3706,14109,17458,2679,23173c2687853,789405,2545930,857033,2400197,902753v-9525,2857,-15240,-11430,-6667,-16193c2531642,821790,2674517,766545,2812630,700823v3810,-1667,7501,-1548,10656,-313xm1837031,546398v9644,-2500,23574,6787,19288,18217c1807742,686535,1771547,821790,1800122,953235v17859,82867,60365,161449,124703,216054l1987452,1209472r51033,-99907c2098493,969190,2125877,808455,2150642,657008v1905,-11906,13335,-16430,23932,-15002c2185170,643435,2194933,650817,2193504,662723v-33337,276225,-88582,591503,-337185,759143c1825363,1442821,1792680,1459966,1758956,1474834r-90629,34379l1709397,1523664v28098,9882,56435,19169,85010,25837c1858225,1563788,1913470,1545691,1975382,1528546v51435,-14288,99060,-18098,152400,-13335c2185885,1519973,2242082,1529498,2299232,1516163v21908,-4762,31433,27623,9525,34290c2250655,1567598,2194457,1559978,2135402,1553311v-34290,-3810,-65960,-3096,-97274,714l2023838,1556922r3931,2103c2060154,1669516,2119209,1758098,2216364,1821916v13335,9525,1905,30480,-12382,21907c2105874,1783816,2029674,1679041,2011577,1563788r2887,-4965l1942997,1573313v-56197,14288,-108585,18098,-164782,1905c1751069,1567122,1724160,1556644,1697490,1545452r-59560,-25577l1549585,1548980v-35153,11891,-69979,24571,-103793,39573c1318157,1644751,1195284,1753336,1190522,1901926v,11430,-14288,10477,-17145,c1157184,1778101,1238147,1677136,1334349,1608556v119063,-83820,265748,-109538,396240,-168593c1808218,1404958,1870190,1357453,1920256,1301151r56101,-76263l1912874,1189455v-69830,-51614,-118229,-127873,-140375,-214312c1736304,833220,1773452,684630,1829649,553185v1429,-3810,4167,-5953,7382,-6787xm1355305,469366v66675,14287,128587,39052,186690,75247c1553425,551281,1543900,566521,1532470,561758v-58103,-30480,-119063,-54292,-182880,-70485c1335302,487463,1341017,466508,1355305,469366xm909653,465199v6073,-120,11788,3690,11311,11787c919059,516991,912868,555329,902510,592476r-35499,88504l882270,672129v32742,-20836,64889,-42744,96797,-64651c981925,605573,984663,605275,987000,606019v7010,2233,10403,13842,2545,19557c928585,668438,864767,708443,799045,743686v-45720,24765,-92393,42862,-144780,28575c611402,760831,578065,743686,533297,758926v-36195,12382,-67627,40005,-94297,66675c385660,878941,338987,937043,294220,997051v-6668,8572,-20955,,-14288,-8573l282702,985146r-1341,-1430c281361,979906,283742,976096,288505,976096r953,924l420902,818933v37148,-38100,81915,-78105,137160,-84772c586637,730351,610450,737971,637120,746543v53340,17145,94297,10478,144780,-16192l845209,693627r-445,-1376c874292,624623,891437,550328,896199,476986v953,-7620,7382,-11668,13454,-11787xm2370670,451268v6191,,12382,3810,12382,11430c2383052,535564,2399661,603608,2430871,667232r28058,48450l2484746,686655v27786,-35659,53325,-73224,76423,-112514c2563074,570807,2565754,569021,2568581,568426v8484,-1786,18306,7144,12591,17145c2485922,745591,2350667,876083,2187789,965618v-10477,5715,-19050,-9525,-8572,-14287c2258275,906087,2330665,851080,2394839,787739r50952,-57287l2411329,677814v-35361,-65812,-53042,-139392,-53042,-215116c2358287,455078,2364478,451268,2370670,451268xm766913,304315v7010,447,13082,10269,7367,17413c740704,363876,728024,416740,737445,467862r15791,46984l759993,510323v3334,-2381,6608,-2798,9435,-1950c777911,510918,782376,524848,772375,531278,635215,622718,498055,713205,362800,806550v-76200,52388,-95250,117158,-85725,206693c283742,1079918,298982,1144688,285647,1212315v-2857,10478,-18097,6668,-17145,-3810c291362,1073250,189445,914183,318032,808455,382802,756068,458050,713205,526630,666533r96490,-64589l622540,601355r-2535,2178c617832,604263,615213,604144,612355,602715,554252,570330,519010,512228,512342,446505v-953,-8096,4762,-12144,10954,-12144c529487,434361,536154,438409,537107,446505v6668,56198,39053,106680,84773,140018l624781,598461r4719,-5270l632082,595945,738424,524761,719541,470720v-11162,-56837,2590,-115416,40451,-163279c762135,305060,764576,304167,766913,304315xm1178854,125275v5477,,11192,3571,11668,10715c1204810,314108,1092415,485558,922870,541755v-10478,2858,-14288,-12382,-4763,-16192c1078127,468413,1183855,304583,1168615,135990v-476,-7144,4762,-10715,10239,-10715xm1308394,82531v6429,119,13097,4405,13573,12502c1330302,212547,1408645,316936,1516158,360339r39236,12104l1524254,330687v-11728,-13900,-23932,-27057,-35600,-39439c1482225,284819,1488119,275175,1495084,274773v2321,-134,4762,759,6905,3140c1575332,357923,1648674,459840,1576284,564616v-38100,56197,-90487,104775,-136207,155257c1386737,778928,1294344,853223,1314347,941806v1905,9525,-12383,14287,-13335,3810c1274342,836078,1400072,738923,1463889,667485v46673,-53339,124778,-116204,125730,-192404c1589857,456983,1586583,439540,1580809,422782r-16644,-33683l1559139,392213c1413407,367448,1303869,242670,1296250,95033v-476,-8573,5715,-12621,12144,-12502xm916708,39878v2947,-1102,6399,-1042,9971,863c1030502,95986,1105749,188378,1140992,300773v2857,9525,-12383,13335,-15240,4763c1085747,200761,1012404,115988,914297,62648v-10716,-5715,-6429,-19467,2411,-22770xm1662367,140v6310,-834,12978,2024,13930,9168c1690585,107892,1737019,197367,1809171,262866r74914,53014l1885252,306964v13215,-45958,40600,-87153,83462,-115728c1972524,188855,1976215,188557,1979386,189599v9510,3125,14331,18305,3616,25449c1887752,278866,1890610,407453,1936330,500798v46672,95250,126682,164783,194309,243840c2137307,753211,2126830,763688,2117305,757021,2023007,677011,1922994,572236,1886800,451268v-6906,-23813,-10597,-48399,-10909,-72777l1881184,338043r-2004,-123c1752497,274103,1666772,154088,1650580,13118v-476,-7620,5477,-12145,11787,-12978xe" fillcolor="black" stroked="f">
+              <v:group id="Group 2" style="position:absolute;margin-left:-.15pt;margin-top:-200.9pt;width:297.35pt;height:231.85pt;z-index:-251651072;mso-width-relative:margin;mso-height-relative:margin" alt="&quot;&quot;" coordsize="37770,29413" o:spid="_x0000_s1026" o:gfxdata="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" w14:anchorId="02665FE4">
+                <v:group id="Group 1031" style="position:absolute;left:19735;top:8534;width:18035;height:20879" alt="&quot;&quot;" coordsize="16052,18581" coordorigin="40973" o:spid="_x0000_s1027" o:gfxdata="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">
+                  <v:shape id="Freeform: Shape 1032" style="position:absolute;left:42045;top:1534;width:14536;height:17047;visibility:visible;mso-wrap-style:square;v-text-anchor:middle" coordsize="2832694,3322022" o:spid="_x0000_s1028" fillcolor="black" stroked="f" path="m2196362,3227449v16907,-834,33814,-596,50482,1309c2273514,3232568,2355429,3272573,2370669,3238283v4763,-9525,19050,-952,14288,8573c2372574,3275431,2345904,3277336,2319234,3268763v-52387,-16192,-95250,-25717,-150495,-20955c2077299,3256381,1983002,3285908,1893467,3249713v-9525,-4762,-4763,-20002,4762,-16192c1979192,3266858,2063012,3243046,2145879,3232568v16669,-2381,33576,-4286,50483,-5119xm1332950,3218117v42059,6653,83315,31120,126177,23976l1462641,3244467r2201,-2612c1468414,3239712,1473415,3239712,1476272,3243998v20003,27623,60008,3810,83820,-2857c1569617,3238284,1578904,3236855,1587953,3237331v9049,476,17860,2858,26432,7620c1623910,3249714,1615337,3264953,1605812,3259239v-39171,-21670,-90740,31046,-128544,8191l1470062,3260424r-5220,3577c1438172,3269716,1413407,3265906,1387689,3258286v-39052,-11430,-141922,-53340,-133350,31432c1255292,3300196,1238147,3300196,1238147,3289718v-4763,-34290,19050,-61912,52387,-70485c1304822,3215662,1318931,3215900,1332950,3218117xm1163361,3183544v20553,-804,42163,5923,64308,23306c1238147,3215423,1224812,3232568,1214334,3224948v-76200,-57150,-144780,35242,-180022,93345c1029549,3326865,1016214,3319245,1020977,3309720v28575,-53577,80725,-123765,142384,-126176xm134199,3164941v17145,-953,30480,2857,44768,11430c182777,3178276,184682,3184943,188492,3186848v9525,4763,20955,3810,32385,3810c370419,3194468,519009,3197326,667599,3212566v11430,1905,12383,20002,,19050c506627,3218281,345654,3211613,183729,3211613v-4762,,-7620,-3810,-9525,-7620c148487,3139223,61809,3237331,31329,3253523v-10477,5715,-19050,-9525,-8572,-16192c61809,3217328,86574,3168751,134199,3164941xm1126586,2310191v3691,595,7263,3214,7739,7024c1140040,2439135,1134325,2561055,1141945,2682975v3810,60008,10477,119063,16192,178118c1161947,2894430,1162900,2927768,1140040,2955390v-20003,24765,-50483,35243,-78105,49530c1040980,3015398,1021930,3025875,1011452,3048735v-9525,20955,-8572,45720,-18097,66675c979068,3145890,952874,3165416,922632,3178037r-36184,10880l944658,3195108v36493,8409,72271,20791,105847,35555c1062887,3235425,1053362,3257333,1040980,3252570v-127635,-52387,-284798,-80962,-391478,28575c641882,3288765,630452,3276383,637120,3269715v41077,-44648,90592,-69606,143522,-80249l813594,3185753r1703,-10097c816964,3172680,819762,3170418,823810,3169703v37147,-6668,80962,-13335,112395,-37148c975257,3103028,963827,3059213,986687,3022065v30480,-49530,104775,-46672,134303,-94297c1145755,2887763,1120990,2802990,1117180,2758223v-4763,-49530,-7620,-99060,-8573,-149543c1105750,2511525,1103845,2411513,1118132,2315310v953,-4286,4763,-5714,8454,-5119xm1984907,1995270v14288,-1905,14288,20003,,21908c1731542,2050515,1593430,2287688,1492465,2496285r-9438,3147l1479129,2668688v-1905,99060,-9525,199073,6668,297180c1499132,3046831,1531517,3127793,1593429,3183038v73343,65723,170498,73343,260985,44768c1873464,3221138,1886799,3251618,1867749,3260191v-170497,74295,-338137,-41910,-392430,-203835c1440077,2952533,1445792,2840138,1450554,2732506v4763,-118110,11430,-235268,16193,-353378c1467699,2367698,1484844,2367698,1485797,2379128r-2264,98316l1563783,2323570v95369,-161136,223957,-302582,421124,-328300xm819136,1905646v11460,-2173,23485,-1339,36106,3899c868577,1915260,862862,1938120,849527,1932405v-48578,-18097,-122873,79058,-154305,108585c656169,2077185,616164,2114333,577112,2150528v-14288,13335,-35243,-7620,-20955,-20955c613307,2075280,671409,2020988,730464,1968600v25004,-22860,54293,-56435,88672,-62954xm1218502,1881685v4406,-1190,9168,715,10120,6906c1253388,2036228,1434363,2070518,1521040,2172436v10478,12382,-7620,30480,-18097,18097c1414360,2084806,1232432,2048611,1210525,1893353v-476,-6191,3572,-10477,7977,-11668xm2563074,1807628v41910,-4763,33338,47625,26670,72390c2570694,1953360,2550692,2034323,2520212,2104808v-14288,32385,-46673,63817,-84773,49530c2411627,2145765,2404007,2121000,2384004,2107665v-12858,-8572,-28575,-13573,-44648,-17859l2295868,2077192r14794,14995c2325188,2112428,2336856,2134812,2345904,2158148v4763,12382,-14287,17144,-19050,5715c2318282,2141956,2307090,2122191,2293874,2103736r-43877,-50823l2220412,2036705v-23098,-14764,-45958,-30004,-70723,-42387c2106827,1972410,2067774,1965743,2020149,1974315v-29527,4763,-59055,14288,-89535,16193c1812504,1998128,1712492,1907640,1638197,1826678v-7620,-8573,3810,-19050,11430,-9525c1727732,1888590,1814409,1977173,1929662,1965743v51435,-4763,99060,-28575,151447,-23813c2118257,1944788,2152547,1960980,2183979,1979078v40958,23812,79058,53340,123825,70485c2343047,2062898,2384957,2064803,2414484,2090520v3810,3810,6668,9525,11430,12383c2430677,2114333,2440202,2118143,2454489,2113380v17145,8573,27623,3810,30480,-14287c2503067,2077185,2508782,2032418,2517354,2005748v8573,-26670,16193,-53340,24765,-80010c2544024,1918118,2565932,1840965,2563074,1840965v-20955,1905,-20955,-31432,,-33337xm1974429,1751431v17145,-953,17145,24765,,26670c1859177,1789531,1740114,1787626,1626767,1811438v-120015,25718,-203835,96203,-287655,180975c1331492,2000033,1320062,1988603,1327682,1980031v80010,-84773,160972,-159068,277177,-188595c1723922,1760956,1852509,1758098,1974429,1751431xm717606,1592482v3334,2262,5239,7024,2381,12263c672362,1697137,868577,1710473,918107,1719998v50483,9525,114300,12382,158115,40005c1119085,1786673,1136230,1839060,1154327,1882875v25718,60960,48578,124778,63818,189548c1221955,2090520,1195285,2098140,1190522,2080042v-22860,-80009,-46672,-160019,-81915,-235267c1087652,1799055,1061935,1775242,1012405,1763812v-33338,-8572,-66675,-14287,-100013,-20954c851432,1729523,643787,1707615,706652,1595220v2858,-4762,7620,-5000,10954,-2738xm593186,1567956v7739,2262,14406,9644,12501,19645c586637,1695233,638072,1801913,742847,1840966v83820,32385,179070,-16193,258127,27622c1132419,1941931,1160042,2147671,1108607,2275306r-1288,672l1108957,2317498v-945,17681,-3564,35436,-7970,53057c1099082,2381033,1082890,2376270,1084795,2365793v30480,-130493,-43815,-269558,-169545,-316230c901915,2044800,907630,2023845,920965,2028608v68104,25718,121920,75962,154305,137398l1097349,2235071r7224,-37468c1112476,2124156,1101225,2050039,1064792,1982888v-24765,-45720,-59055,-90487,-112395,-101917c901914,1869541,847622,1889543,796187,1884781,644739,1871446,542822,1725713,574254,1579028v2382,-10477,11192,-13335,18932,-11072xm178491,1070155v8572,,16668,5476,15716,16430c183730,1193265,179920,1303755,270407,1378050v84773,69533,204788,86678,310515,69533c665695,1433295,737132,1422818,809522,1479968v61913,48577,103823,126682,125730,200977c938110,1691423,923822,1697138,919060,1687613,864767,1598078,819047,1472348,696175,1462823v-51435,-3810,-101918,16192,-152400,20955c497102,1488540,450430,1484730,404710,1475205r-3877,-1127l376298,1503334v-39693,31700,-96128,39023,-143991,14734c220877,1511401,231354,1494256,242784,1499971v40720,21431,88940,15002,123364,-11654l383143,1468935r-37101,-10786c288445,1436807,235403,1402339,198970,1352333v-28099,-39053,-40482,-82868,-44530,-128230l153996,1183046r-30586,1483c69430,1177430,22281,1142068,850,1088490v-5715,-15240,19050,-21907,24765,-6667c43474,1126114,83836,1157011,129020,1165271r24786,200l153696,1155299v1220,-23053,3602,-46092,6221,-68714c160869,1075631,169918,1070155,178491,1070155xm1515325,979905v14287,-2857,20002,19050,5715,21908c1455317,1017053,1396262,1052295,1355305,1107540v-29528,40958,-49530,89535,-80963,129540c1230527,1292325,1156232,1333283,1088605,1295183v-10478,-5715,-1905,-20003,8572,-15240c1212430,1341855,1278152,1179930,1325777,1107540v44768,-66675,110490,-111442,189548,-127635xm1080926,950527v8751,-1519,19109,7947,13394,17948c1046695,1055153,984782,1129448,907630,1189455v-9525,7620,-22860,-5715,-13335,-13335c967637,1114208,1028597,1040865,1073365,956093v1905,-3334,4644,-5060,7561,-5566xm665115,852419v4211,804,8200,3423,11057,8424c731418,957998,789520,1052295,855243,1141830v60007,82868,139065,173355,249555,176213c1192427,1319948,1269580,1293278,1338160,1363763v47625,48577,66675,116205,48578,180975c1382927,1556168,1367688,1551405,1369593,1539975v20002,-97155,-55245,-197167,-155258,-199072c1168615,1339950,1123848,1354238,1078127,1348523v-37147,-4763,-71437,-18098,-102869,-37148c903820,1267560,851433,1199933,802855,1133258r-15270,-22645l724408,1146266v-78358,37772,-167298,56525,-235878,-12055c478052,1123733,494245,1107541,504722,1118018v63580,62865,144840,44292,216858,9779l778166,1096646r-58893,-87332c693079,966808,668553,923231,645693,878940v-7858,-15002,6787,-28932,19422,-26521xm2823286,700510v9466,3706,14109,17458,2679,23173c2687853,789405,2545930,857033,2400197,902753v-9525,2857,-15240,-11430,-6667,-16193c2531642,821790,2674517,766545,2812630,700823v3810,-1667,7501,-1548,10656,-313xm1837031,546398v9644,-2500,23574,6787,19288,18217c1807742,686535,1771547,821790,1800122,953235v17859,82867,60365,161449,124703,216054l1987452,1209472r51033,-99907c2098493,969190,2125877,808455,2150642,657008v1905,-11906,13335,-16430,23932,-15002c2185170,643435,2194933,650817,2193504,662723v-33337,276225,-88582,591503,-337185,759143c1825363,1442821,1792680,1459966,1758956,1474834r-90629,34379l1709397,1523664v28098,9882,56435,19169,85010,25837c1858225,1563788,1913470,1545691,1975382,1528546v51435,-14288,99060,-18098,152400,-13335c2185885,1519973,2242082,1529498,2299232,1516163v21908,-4762,31433,27623,9525,34290c2250655,1567598,2194457,1559978,2135402,1553311v-34290,-3810,-65960,-3096,-97274,714l2023838,1556922r3931,2103c2060154,1669516,2119209,1758098,2216364,1821916v13335,9525,1905,30480,-12382,21907c2105874,1783816,2029674,1679041,2011577,1563788r2887,-4965l1942997,1573313v-56197,14288,-108585,18098,-164782,1905c1751069,1567122,1724160,1556644,1697490,1545452r-59560,-25577l1549585,1548980v-35153,11891,-69979,24571,-103793,39573c1318157,1644751,1195284,1753336,1190522,1901926v,11430,-14288,10477,-17145,c1157184,1778101,1238147,1677136,1334349,1608556v119063,-83820,265748,-109538,396240,-168593c1808218,1404958,1870190,1357453,1920256,1301151r56101,-76263l1912874,1189455v-69830,-51614,-118229,-127873,-140375,-214312c1736304,833220,1773452,684630,1829649,553185v1429,-3810,4167,-5953,7382,-6787xm1355305,469366v66675,14287,128587,39052,186690,75247c1553425,551281,1543900,566521,1532470,561758v-58103,-30480,-119063,-54292,-182880,-70485c1335302,487463,1341017,466508,1355305,469366xm909653,465199v6073,-120,11788,3690,11311,11787c919059,516991,912868,555329,902510,592476r-35499,88504l882270,672129v32742,-20836,64889,-42744,96797,-64651c981925,605573,984663,605275,987000,606019v7010,2233,10403,13842,2545,19557c928585,668438,864767,708443,799045,743686v-45720,24765,-92393,42862,-144780,28575c611402,760831,578065,743686,533297,758926v-36195,12382,-67627,40005,-94297,66675c385660,878941,338987,937043,294220,997051v-6668,8572,-20955,,-14288,-8573l282702,985146r-1341,-1430c281361,979906,283742,976096,288505,976096r953,924l420902,818933v37148,-38100,81915,-78105,137160,-84772c586637,730351,610450,737971,637120,746543v53340,17145,94297,10478,144780,-16192l845209,693627r-445,-1376c874292,624623,891437,550328,896199,476986v953,-7620,7382,-11668,13454,-11787xm2370670,451268v6191,,12382,3810,12382,11430c2383052,535564,2399661,603608,2430871,667232r28058,48450l2484746,686655v27786,-35659,53325,-73224,76423,-112514c2563074,570807,2565754,569021,2568581,568426v8484,-1786,18306,7144,12591,17145c2485922,745591,2350667,876083,2187789,965618v-10477,5715,-19050,-9525,-8572,-14287c2258275,906087,2330665,851080,2394839,787739r50952,-57287l2411329,677814v-35361,-65812,-53042,-139392,-53042,-215116c2358287,455078,2364478,451268,2370670,451268xm766913,304315v7010,447,13082,10269,7367,17413c740704,363876,728024,416740,737445,467862r15791,46984l759993,510323v3334,-2381,6608,-2798,9435,-1950c777911,510918,782376,524848,772375,531278,635215,622718,498055,713205,362800,806550v-76200,52388,-95250,117158,-85725,206693c283742,1079918,298982,1144688,285647,1212315v-2857,10478,-18097,6668,-17145,-3810c291362,1073250,189445,914183,318032,808455,382802,756068,458050,713205,526630,666533r96490,-64589l622540,601355r-2535,2178c617832,604263,615213,604144,612355,602715,554252,570330,519010,512228,512342,446505v-953,-8096,4762,-12144,10954,-12144c529487,434361,536154,438409,537107,446505v6668,56198,39053,106680,84773,140018l624781,598461r4719,-5270l632082,595945,738424,524761,719541,470720v-11162,-56837,2590,-115416,40451,-163279c762135,305060,764576,304167,766913,304315xm1178854,125275v5477,,11192,3571,11668,10715c1204810,314108,1092415,485558,922870,541755v-10478,2858,-14288,-12382,-4763,-16192c1078127,468413,1183855,304583,1168615,135990v-476,-7144,4762,-10715,10239,-10715xm1308394,82531v6429,119,13097,4405,13573,12502c1330302,212547,1408645,316936,1516158,360339r39236,12104l1524254,330687v-11728,-13900,-23932,-27057,-35600,-39439c1482225,284819,1488119,275175,1495084,274773v2321,-134,4762,759,6905,3140c1575332,357923,1648674,459840,1576284,564616v-38100,56197,-90487,104775,-136207,155257c1386737,778928,1294344,853223,1314347,941806v1905,9525,-12383,14287,-13335,3810c1274342,836078,1400072,738923,1463889,667485v46673,-53339,124778,-116204,125730,-192404c1589857,456983,1586583,439540,1580809,422782r-16644,-33683l1559139,392213c1413407,367448,1303869,242670,1296250,95033v-476,-8573,5715,-12621,12144,-12502xm916708,39878v2947,-1102,6399,-1042,9971,863c1030502,95986,1105749,188378,1140992,300773v2857,9525,-12383,13335,-15240,4763c1085747,200761,1012404,115988,914297,62648v-10716,-5715,-6429,-19467,2411,-22770xm1662367,140v6310,-834,12978,2024,13930,9168c1690585,107892,1737019,197367,1809171,262866r74914,53014l1885252,306964v13215,-45958,40600,-87153,83462,-115728c1972524,188855,1976215,188557,1979386,189599v9510,3125,14331,18305,3616,25449c1887752,278866,1890610,407453,1936330,500798v46672,95250,126682,164783,194309,243840c2137307,753211,2126830,763688,2117305,757021,2023007,677011,1922994,572236,1886800,451268v-6906,-23813,-10597,-48399,-10909,-72777l1881184,338043r-2004,-123c1752497,274103,1666772,154088,1650580,13118v-476,-7620,5477,-12145,11787,-12978xe" o:gfxdata="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">
                     <v:stroke joinstyle="miter"/>
                     <v:path arrowok="t" o:connecttype="custom" o:connectlocs="1127081,1656192;1152986,1656864;1216528,1661752;1223860,1666151;1190134,1677393;1112906,1666639;971648,1667617;974092,1659308;1101175,1658819;1127081,1656192;684014,1651403;748763,1663707;750566,1664925;751696,1663585;757561,1664684;800574,1663218;814871,1661263;828435,1665173;824036,1672505;758072,1676709;754374,1673113;751696,1674949;712104,1672016;643674,1688146;635365,1688146;662248,1651976;684014,1651403;596988,1633662;629988,1645622;623145,1654909;530766,1702809;523923,1698410;596988,1633662;68865,1624116;91838,1629981;96726,1635357;113345,1637312;342584,1648555;342584,1658330;94282,1648066;89394,1644155;16077,1669572;11678,1661263;68865,1624116;578117,1185494;582088,1189098;585998,1376791;594307,1468193;585021,1516583;544941,1541999;519035,1564484;509748,1598698;473456,1630836;454888,1636419;484759,1639596;539075,1657841;534187,1669083;333297,1683747;326943,1677881;400593,1636701;417502,1634795;418376,1629614;422745,1626559;480421,1607496;506326,1550798;575245,1502408;573290,1415405;568891,1338666;573779,1188120;578117,1185494;1018571,1023889;1018571,1035132;765871,1280989;761027,1282604;759027,1369459;762449,1521960;817681,1633402;951608,1656375;958451,1672994;757072,1568394;744364,1402208;752673,1220869;762449,1220869;761287,1271321;802468,1192359;1018571,1023889;420346,977898;438874,979899;435942,991630;356759,1047351;296150,1103561;285396,1092808;374844,1010203;420346,977898;625284,965602;630477,969146;780534,1114803;771247,1124090;621191,971590;625284,965602;1315262,927599;1328948,964747;1293267,1080100;1249765,1105516;1223371,1081566;1200460,1072401;1178143,1065928;1185735,1073623;1203820,1107471;1194044,1110404;1177120,1079549;1154604,1053469;1139423,1045152;1103130,1023401;1036656,1013136;990710,1021446;840654,937375;846520,932487;990222,1008737;1067938,996517;1120727,1015580;1184268,1051750;1239012,1072768;1244878,1079122;1259541,1084498;1275182,1077167;1291801,1029266;1304509,988208;1315262,944706;1315262,927599;1013194,898761;1013194,912447;834789,929554;687176,1022423;681311,1016069;823546,919290;1013194,898761;368245,817195;369467,823488;471134,882631;552272,903160;592352,966213;625101,1063481;610926,1067391;568891,946662;519524,905115;468201,894362;362624,818600;368245,817195;304398,804610;310813,814691;381198,944707;513658,958881;568891,1167592;568230,1167937;569070,1189243;564980,1216470;556671,1214026;469668,1051750;472601,1040997;551784,1111504;563114,1146945;566821,1127718;546407,1017535;488730,965236;408570,967191;294683,810291;304398,804610;91594,549159;99659,557590;138762,707158;298105,742839;415413,759458;479932,862591;471623,866013;357248,750660;279043,761413;207680,757014;205691,756435;193100,771448;119210,779009;124587,769722;187892,763742;196613,753796;177574,748261;102103,693961;79252,628159;79024,607090;63329,607851;436,558568;13145,555146;66208,597968;78927,598071;78870,592851;82063,557590;91594,549159;777601,502846;780534,514089;695486,568343;653939,634818;558627,664634;563025,656813;680333,568343;777601,502846;554686,487771;561559,496981;465758,610379;458915,603536;550806,490627;554686,487771;341309,437426;346983,441749;438875,585939;566936,676365;686688,699826;711616,792695;702818,790251;623146,688095;553250,692006;500462,672943;411992,581541;404156,569920;371736,588216;250693,582030;259002,573720;370285,578738;399322,562753;369101,517938;331343,451035;341309,437426;1448792,359472;1450167,371364;1231681,463255;1228259,454946;1443324,359633;1448792,359472;942687,280389;952585,289737;923747,489160;987740,600030;1019877,620651;1046065,569382;1103619,337149;1115900,329451;1125614,340082;952585,729642;902623,756823;856116,774465;877191,781881;920815,795139;1013683,784386;1091889,777543;1179870,778032;1184757,795628;1095799,797094;1045882,797461;1038549,798947;1040566,800027;1137345,934931;1130991,946173;1032257,802471;1033739,799923;997065,807359;912506,808336;871081,793061;840517,779936;795182,794872;741920,815179;610926,975989;602128,975989;684732,825444;888066,738929;985395,667696;1014184,628561;981607,610379;909572,500403;938899,283871;942687,280389;695486,240859;791287,279473;786399,288271;692553,252101;695486,240859;466796,238721;472600,244769;463130,304034;444914,349451;452744,344909;502416,311732;506487,310984;507793,321019;410036,381629;335741,396292;273666,389449;225276,423664;150981,511645;143649,507246;145071,505536;144383,504802;148049,500892;148538,501366;215989,420242;286374,376741;326943,383095;401238,374786;433726,355940;433498,355234;459892,244769;466796,238721;1216529,231572;1222883,237437;1247421,342396;1261819,367258;1275068,352363;1314285,294625;1318088,291692;1324549,300491;1122682,495515;1118283,488183;1228931,404235;1255078,374837;1237393,347826;1210174,237437;1216529,231572;393548,156162;397328,165097;378426,240087;386529,264197;389997,261876;394838,260876;396351,272630;186174,413888;142183,519954;146582,622109;137784,620154;163201,414865;270244,342037;319759,308893;319461,308590;318161,309708;314235,309288;262912,229128;268534,222896;275621,229128;319123,300979;320611,307105;323033,304401;324358,305814;378928,269285;369238,241554;389996,157766;393548,156162;604939,64286;610926,69784;473578,278006;471134,269697;599684,69784;604939,64286;671413,42351;678378,48767;778029,184911;798163,191122;782183,169695;763915,149456;767215,141002;770758,142613;808883,289737;738987,369409;674468,483296;667625,485251;751207,342525;815726,243792;811205,216954;802664,199669;800085,201267;665181,48767;671413,42351;470416,20464;475533,20907;585509,154344;577689,156788;469179,32148;470416,20464;853057,72;860205,4776;928391,134892;966834,162096;967432,157521;1010262,98134;1015738,97294;1017594,110354;993644,256989;1093355,382117;1086512,388472;968227,231572;962629,194226;965345,173470;964317,173406;847009,6732;853057,72" o:connectangles="0,0,0,0,0,0,0,0,0,0,0,0,0,0,0,0,0,0,0,0,0,0,0,0,0,0,0,0,0,0,0,0,0,0,0,0,0,0,0,0,0,0,0,0,0,0,0,0,0,0,0,0,0,0,0,0,0,0,0,0,0,0,0,0,0,0,0,0,0,0,0,0,0,0,0,0,0,0,0,0,0,0,0,0,0,0,0,0,0,0,0,0,0,0,0,0,0,0,0,0,0,0,0,0,0,0,0,0,0,0,0,0,0,0,0,0,0,0,0,0,0,0,0,0,0,0,0,0,0,0,0,0,0,0,0,0,0,0,0,0,0,0,0,0,0,0,0,0,0,0,0,0,0,0,0,0,0,0,0,0,0,0,0,0,0,0,0,0,0,0,0,0,0,0,0,0,0,0,0,0,0,0,0,0,0,0,0,0,0,0,0,0,0,0,0,0,0,0,0,0,0,0,0,0,0,0,0,0,0,0,0,0,0,0,0,0,0,0,0,0,0,0,0,0,0,0,0,0,0,0,0,0,0,0,0,0,0,0,0,0,0,0,0,0,0,0,0,0,0,0,0,0,0,0,0,0,0,0,0,0,0,0,0,0,0,0,0,0,0,0,0,0,0,0,0,0,0,0,0,0,0,0,0,0,0,0,0,0,0,0,0,0,0,0,0,0,0,0,0,0,0,0,0,0,0,0,0,0,0,0,0,0,0,0,0,0,0,0,0,0,0,0,0,0,0,0,0,0,0,0,0,0,0,0,0,0,0,0,0,0,0,0,0,0,0,0,0,0,0,0,0,0,0,0,0,0,0,0,0,0,0,0,0,0,0,0,0,0,0,0,0,0,0,0,0,0,0,0,0,0,0,0,0,0,0,0,0,0,0,0,0,0,0,0,0,0,0,0,0,0"/>
                   </v:shape>
-                  <v:shapetype id="_x0000_t75" coordsize="21600,21600" o:spt="75" o:preferrelative="t" path="m@4@5l@4@11@9@11@9@5xe" filled="f" stroked="f">
+                  <v:shapetype id="_x0000_t75" coordsize="21600,21600" filled="f" stroked="f" o:spt="75" o:preferrelative="t" path="m@4@5l@4@11@9@11@9@5xe">
                     <v:stroke joinstyle="miter"/>
                     <v:formulas>
                       <v:f eqn="if lineDrawn pixelLineWidth 0"/>
@@ -5575,58 +5575,58 @@
                       <v:f eqn="prod @7 21600 pixelHeight"/>
                       <v:f eqn="sum @10 21600 0"/>
                     </v:formulas>
-                    <v:path o:extrusionok="f" gradientshapeok="t" o:connecttype="rect"/>
+                    <v:path gradientshapeok="t" o:connecttype="rect" o:extrusionok="f"/>
                     <o:lock v:ext="edit" aspectratio="t"/>
                   </v:shapetype>
-                  <v:shape id="Graphic 335" o:spid="_x0000_s1029" type="#_x0000_t75" style="position:absolute;left:40973;top:553;width:15152;height:12807;visibility:visible;mso-wrap-style:square" o:gfxdata="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">
-                    <v:imagedata r:id="rId11" o:title=""/>
+                  <v:shape id="Graphic 335" style="position:absolute;left:40973;top:553;width:15152;height:12807;visibility:visible;mso-wrap-style:square" o:spid="_x0000_s1029" type="#_x0000_t75" o:gfxdata="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">
+                    <v:imagedata o:title="" r:id="rId11"/>
                   </v:shape>
-                  <v:shape id="Graphic 336" o:spid="_x0000_s1030" type="#_x0000_t75" style="position:absolute;left:41580;width:15446;height:13099;visibility:visible;mso-wrap-style:square" o:gfxdata="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">
-                    <v:imagedata r:id="rId12" o:title=""/>
+                  <v:shape id="Graphic 336" style="position:absolute;left:41580;width:15446;height:13099;visibility:visible;mso-wrap-style:square" o:spid="_x0000_s1030" type="#_x0000_t75" o:gfxdata="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">
+                    <v:imagedata o:title="" r:id="rId12"/>
                   </v:shape>
-                  <v:shape id="Graphic 438" o:spid="_x0000_s1031" style="position:absolute;left:51949;top:17275;width:846;height:911;visibility:visible;mso-wrap-style:square;v-text-anchor:middle" coordsize="164811,177488" o:gfxdata="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" path="m148456,109966v5071,-8875,7606,-17749,7606,-27891c156062,63058,148456,46577,135778,33899,123100,21222,105351,14883,87602,12347,74924,11079,63514,14883,52104,19954,45765,22489,40694,26293,36891,31364v-3803,2535,-7607,6339,-10142,11410c9000,69397,6464,106163,24213,135321v21552,32963,65925,46908,101423,25356c138314,153070,150991,136589,148456,120108v,-3803,,-6339,,-10142xm91406,103627v3803,-2536,7606,-3803,11410,-7607c99012,99824,95209,102359,91406,103627xe" fillcolor="#c00000 [3204]" stroked="f" strokeweight=".33675mm">
+                  <v:shape id="Graphic 438" style="position:absolute;left:51949;top:17275;width:846;height:911;visibility:visible;mso-wrap-style:square;v-text-anchor:middle" coordsize="164811,177488" o:spid="_x0000_s1031" fillcolor="#c00000 [3204]" stroked="f" strokeweight=".33675mm" path="m148456,109966v5071,-8875,7606,-17749,7606,-27891c156062,63058,148456,46577,135778,33899,123100,21222,105351,14883,87602,12347,74924,11079,63514,14883,52104,19954,45765,22489,40694,26293,36891,31364v-3803,2535,-7607,6339,-10142,11410c9000,69397,6464,106163,24213,135321v21552,32963,65925,46908,101423,25356c138314,153070,150991,136589,148456,120108v,-3803,,-6339,,-10142xm91406,103627v3803,-2536,7606,-3803,11410,-7607c99012,99824,95209,102359,91406,103627xe" o:gfxdata="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">
                     <v:stroke joinstyle="miter"/>
                     <v:path arrowok="t" o:connecttype="custom" o:connectlocs="76182,56430;80085,42118;69676,17396;44954,6336;26738,10240;18931,16095;13727,21950;12425,69442;64472,82453;76182,61635;76182,56430;46906,53177;52761,49274;46906,53177" o:connectangles="0,0,0,0,0,0,0,0,0,0,0,0,0,0"/>
                   </v:shape>
                 </v:group>
-                <v:group id="Group 1037" o:spid="_x0000_s1032" alt="&quot;&quot;" style="position:absolute;width:14885;height:12096" coordorigin=",33797" coordsize="21216,17245" o:gfxdata="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">
-                  <v:shape id="Freeform: Shape 1038" o:spid="_x0000_s1033" style="position:absolute;top:33797;width:3667;height:1177;visibility:visible;mso-wrap-style:square;v-text-anchor:middle" coordsize="771525,247650" o:gfxdata="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" path="m577441,80014v58103,34290,101918,94297,140018,147637c738414,258131,786991,231461,767941,198124,726984,128591,650784,28579,566964,9529,494574,-6664,427899,62869,382179,119066,325981,75251,281214,-2854,198346,27626v-36195,13335,-65722,46673,-91440,74295c72616,139069,40231,178121,10704,219079v-14288,20002,18097,38100,32385,19050c84046,182884,134529,112399,193584,76204v73342,-44768,131445,58102,174307,102870c377416,189551,399324,191456,408849,179074,444091,134306,513624,42866,577441,80014xe" fillcolor="black" stroked="f">
+                <v:group id="Group 1037" style="position:absolute;width:14885;height:12096" alt="&quot;&quot;" coordsize="21216,17245" coordorigin=",33797" o:spid="_x0000_s1032" o:gfxdata="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">
+                  <v:shape id="Freeform: Shape 1038" style="position:absolute;top:33797;width:3667;height:1177;visibility:visible;mso-wrap-style:square;v-text-anchor:middle" coordsize="771525,247650" o:spid="_x0000_s1033" fillcolor="black" stroked="f" path="m577441,80014v58103,34290,101918,94297,140018,147637c738414,258131,786991,231461,767941,198124,726984,128591,650784,28579,566964,9529,494574,-6664,427899,62869,382179,119066,325981,75251,281214,-2854,198346,27626v-36195,13335,-65722,46673,-91440,74295c72616,139069,40231,178121,10704,219079v-14288,20002,18097,38100,32385,19050c84046,182884,134529,112399,193584,76204v73342,-44768,131445,58102,174307,102870c377416,189551,399324,191456,408849,179074,444091,134306,513624,42866,577441,80014xe" o:gfxdata="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">
                     <v:stroke joinstyle="miter"/>
                     <v:path arrowok="t" o:connecttype="custom" o:connectlocs="274464,38032;341016,108205;365010,94171;269484,4529;181654,56593;94276,13131;50814,48444;5088,104131;20481,113186;92013,36221;174862,85116;194330,85116;274464,38032" o:connectangles="0,0,0,0,0,0,0,0,0,0,0,0,0"/>
                   </v:shape>
-                  <v:shape id="Freeform: Shape 1039" o:spid="_x0000_s1034" style="position:absolute;left:3924;top:37543;width:2083;height:725;visibility:visible;mso-wrap-style:square;v-text-anchor:middle" coordsize="438150,152400" o:gfxdata="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" path="m291763,7178c252710,6225,214610,25275,194608,56708,133648,2415,38398,10035,7918,102428v-5715,18097,21907,24765,27622,7620c59353,44325,159365,28133,179368,104333v5715,20002,38100,21907,42862,c230803,62423,274618,45278,313670,58613v37148,12382,60008,45720,77153,80010c404158,165293,445115,141480,431780,114810,404158,59565,356533,8130,291763,7178xe" fillcolor="black" stroked="f">
+                  <v:shape id="Freeform: Shape 1039" style="position:absolute;left:3924;top:37543;width:2083;height:725;visibility:visible;mso-wrap-style:square;v-text-anchor:middle" coordsize="438150,152400" o:spid="_x0000_s1034" fillcolor="black" stroked="f" path="m291763,7178c252710,6225,214610,25275,194608,56708,133648,2415,38398,10035,7918,102428v-5715,18097,21907,24765,27622,7620c59353,44325,159365,28133,179368,104333v5715,20002,38100,21907,42862,c230803,62423,274618,45278,313670,58613v37148,12382,60008,45720,77153,80010c404158,165293,445115,141480,431780,114810,404158,59565,356533,8130,291763,7178xe" o:gfxdata="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">
                     <v:stroke joinstyle="miter"/>
                     <v:path arrowok="t" o:connecttype="custom" o:connectlocs="138678,3412;92499,26954;3764,48685;16893,52307;85255,49590;105628,49590;149090,27859;185762,65889;205229,54570;138678,3412" o:connectangles="0,0,0,0,0,0,0,0,0,0"/>
                   </v:shape>
-                  <v:shape id="Freeform: Shape 1040" o:spid="_x0000_s1035" style="position:absolute;left:2149;top:41403;width:2173;height:905;visibility:visible;mso-wrap-style:square;v-text-anchor:middle" coordsize="457200,190500" o:gfxdata="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" path="m108004,91510v15240,-3810,53340,3810,49530,29527c153724,145802,188967,166757,202302,140087,243259,56267,338509,36265,408994,100082v23813,21908,57150,-11430,36195,-36195c370894,-20885,245164,-5645,183252,76270,166107,59125,140389,50552,114672,52457,53712,58172,27042,121037,7992,170567v-5715,15240,19050,25718,26670,11430c46092,158185,57522,133420,75619,114370v6668,-9525,20003,-20003,32385,-22860xe" fillcolor="black" stroked="f">
+                  <v:shape id="Freeform: Shape 1040" style="position:absolute;left:2149;top:41403;width:2173;height:905;visibility:visible;mso-wrap-style:square;v-text-anchor:middle" coordsize="457200,190500" o:spid="_x0000_s1035" fillcolor="black" stroked="f" path="m108004,91510v15240,-3810,53340,3810,49530,29527c153724,145802,188967,166757,202302,140087,243259,56267,338509,36265,408994,100082v23813,21908,57150,-11430,36195,-36195c370894,-20885,245164,-5645,183252,76270,166107,59125,140389,50552,114672,52457,53712,58172,27042,121037,7992,170567v-5715,15240,19050,25718,26670,11430c46092,158185,57522,133420,75619,114370v6668,-9525,20003,-20003,32385,-22860xe" o:gfxdata="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">
                     <v:stroke joinstyle="miter"/>
                     <v:path arrowok="t" o:connecttype="custom" o:connectlocs="51335,43496;74878,57530;96156,66585;194399,47570;211603,30366;87102,36252;54505,24933;3799,81073;16475,86505;35943,54361;51335,43496" o:connectangles="0,0,0,0,0,0,0,0,0,0,0"/>
                   </v:shape>
-                  <v:shape id="Freeform: Shape 1041" o:spid="_x0000_s1036" style="position:absolute;left:6142;top:40761;width:1810;height:951;visibility:visible;mso-wrap-style:square;v-text-anchor:middle" coordsize="381000,200025" o:gfxdata="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" path="m305359,7452v-18098,953,-33338,9525,-47625,20003c233921,45552,220586,72222,189154,51267,157721,31265,139624,27455,107239,52220,68186,82700,30086,125562,9131,170330v-8572,18097,12383,36195,28575,21907c63424,168425,86284,141755,111049,116990v16192,-15240,28575,-25718,50482,-18098c169151,101750,173914,108417,181534,112227v18097,7620,39052,3810,57150,-3810c252971,102702,316789,47457,323456,65555v10478,30480,59055,18097,49530,-13335c363461,21740,337744,4595,305359,7452xe" fillcolor="black" stroked="f">
+                  <v:shape id="Freeform: Shape 1041" style="position:absolute;left:6142;top:40761;width:1810;height:951;visibility:visible;mso-wrap-style:square;v-text-anchor:middle" coordsize="381000,200025" o:spid="_x0000_s1036" fillcolor="black" stroked="f" path="m305359,7452v-18098,953,-33338,9525,-47625,20003c233921,45552,220586,72222,189154,51267,157721,31265,139624,27455,107239,52220,68186,82700,30086,125562,9131,170330v-8572,18097,12383,36195,28575,21907c63424,168425,86284,141755,111049,116990v16192,-15240,28575,-25718,50482,-18098c169151,101750,173914,108417,181534,112227v18097,7620,39052,3810,57150,-3810c252971,102702,316789,47457,323456,65555v10478,30480,59055,18097,49530,-13335c363461,21740,337744,4595,305359,7452xe" o:gfxdata="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">
                     <v:stroke joinstyle="miter"/>
                     <v:path arrowok="t" o:connecttype="custom" o:connectlocs="145140,3542;122503,13050;89907,24368;50972,24821;4340,80960;17922,91372;52783,55607;76777,47004;86285,53343;113449,51532;153742,31159;177284,24821;145140,3542" o:connectangles="0,0,0,0,0,0,0,0,0,0,0,0,0"/>
                   </v:shape>
-                  <v:shape id="Freeform: Shape 1042" o:spid="_x0000_s1037" style="position:absolute;left:11774;top:42308;width:2536;height:906;visibility:visible;mso-wrap-style:square;v-text-anchor:middle" coordsize="533400,190500" o:gfxdata="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" path="m521123,92476c470641,45804,427778,-4679,351578,9609v-56197,9525,-97155,47625,-130492,92392c202036,71521,176318,45804,137266,43899,73448,40089,34396,101049,9631,151531v-12383,25718,24765,48578,39052,22860c63923,145816,85831,104859,120121,98191v41910,-7620,58102,38100,69532,69533c199178,193441,227753,194394,242993,174391,272521,136291,303953,85809,354436,74379v55245,-12383,83820,32385,122872,62865c507788,161056,551603,120099,521123,92476xe" fillcolor="black" stroked="f">
+                  <v:shape id="Freeform: Shape 1042" style="position:absolute;left:11774;top:42308;width:2536;height:906;visibility:visible;mso-wrap-style:square;v-text-anchor:middle" coordsize="533400,190500" o:spid="_x0000_s1037" fillcolor="black" stroked="f" path="m521123,92476c470641,45804,427778,-4679,351578,9609v-56197,9525,-97155,47625,-130492,92392c202036,71521,176318,45804,137266,43899,73448,40089,34396,101049,9631,151531v-12383,25718,24765,48578,39052,22860c63923,145816,85831,104859,120121,98191v41910,-7620,58102,38100,69532,69533c199178,193441,227753,194394,242993,174391,272521,136291,303953,85809,354436,74379v55245,-12383,83820,32385,122872,62865c507788,161056,551603,120099,521123,92476xe" o:gfxdata="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">
                     <v:stroke joinstyle="miter"/>
                     <v:path arrowok="t" o:connecttype="custom" o:connectlocs="247696,43955;167109,4567;105085,48482;65244,20866;4578,72025;23140,82890;57095,46671;90144,79721;115497,82890;168467,35353;226870,65234;247696,43955" o:connectangles="0,0,0,0,0,0,0,0,0,0,0,0"/>
                   </v:shape>
-                  <v:shape id="Freeform: Shape 1043" o:spid="_x0000_s1038" style="position:absolute;left:9061;top:44617;width:1765;height:725;visibility:visible;mso-wrap-style:square;v-text-anchor:middle" coordsize="371475,152400" o:gfxdata="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" path="m184599,41902c165549,22852,137927,14279,109352,19042,54106,27614,26484,78097,8386,125722v-7620,18097,21908,29527,31433,13335c52201,118102,65536,94289,84586,79049v20955,-17145,65723,-29527,77153,7620c167454,104767,193172,109529,202697,92384,234129,38092,302709,41902,331284,97147v13335,25717,51435,2857,39052,-22860c333189,-2866,238891,-13343,184599,41902xe" fillcolor="black" stroked="f">
+                  <v:shape id="Freeform: Shape 1043" style="position:absolute;left:9061;top:44617;width:1765;height:725;visibility:visible;mso-wrap-style:square;v-text-anchor:middle" coordsize="371475,152400" o:spid="_x0000_s1038" fillcolor="black" stroked="f" path="m184599,41902c165549,22852,137927,14279,109352,19042,54106,27614,26484,78097,8386,125722v-7620,18097,21908,29527,31433,13335c52201,118102,65536,94289,84586,79049v20955,-17145,65723,-29527,77153,7620c167454,104767,193172,109529,202697,92384,234129,38092,302709,41902,331284,97147v13335,25717,51435,2857,39052,-22860c333189,-2866,238891,-13343,184599,41902xe" o:gfxdata="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">
                     <v:stroke joinstyle="miter"/>
                     <v:path arrowok="t" o:connecttype="custom" o:connectlocs="87742,19916;51976,9051;3986,59757;18926,66095;40205,37573;76876,41195;96344,43911;157463,46175;176025,35309;87742,19916" o:connectangles="0,0,0,0,0,0,0,0,0,0"/>
                   </v:shape>
-                  <v:shape id="Freeform: Shape 1044" o:spid="_x0000_s1039" style="position:absolute;left:14503;top:46532;width:1585;height:724;visibility:visible;mso-wrap-style:square;v-text-anchor:middle" coordsize="333375,152400" o:gfxdata="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" path="m132883,65668c80495,31377,6200,61857,7153,136153v,21907,33337,21907,34290,c43348,90432,94783,71382,121453,111387v10477,15240,32385,12383,38100,-4762c181460,45665,248135,38045,291950,79955v20003,19050,47625,-9525,30480,-30480c266233,-17200,173840,-55,132883,65668xe" fillcolor="black" stroked="f">
+                  <v:shape id="Freeform: Shape 1044" style="position:absolute;left:14503;top:46532;width:1585;height:724;visibility:visible;mso-wrap-style:square;v-text-anchor:middle" coordsize="333375,152400" o:spid="_x0000_s1039" fillcolor="black" stroked="f" path="m132883,65668c80495,31377,6200,61857,7153,136153v,21907,33337,21907,34290,c43348,90432,94783,71382,121453,111387v10477,15240,32385,12383,38100,-4762c181460,45665,248135,38045,291950,79955v20003,19050,47625,-9525,30480,-30480c266233,-17200,173840,-55,132883,65668xe" o:gfxdata="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">
                     <v:stroke joinstyle="miter"/>
                     <v:path arrowok="t" o:connecttype="custom" o:connectlocs="63161,31213;3400,64715;19698,64715;57728,52943;75837,50680;138767,38003;153255,23516;63161,31213" o:connectangles="0,0,0,0,0,0,0,0"/>
                   </v:shape>
-                  <v:shape id="Freeform: Shape 1045" o:spid="_x0000_s1040" style="position:absolute;left:6956;top:36179;width:1992;height:815;visibility:visible;mso-wrap-style:square;v-text-anchor:middle" coordsize="419100,171450" o:gfxdata="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" path="m401137,24335c334462,-4240,260167,2427,203969,47195,183014,31955,158249,28145,129674,36717,77287,52910,56332,107202,14422,137682v-17145,12383,-953,41910,17145,29528c61094,147207,147772,24335,185872,84342v7620,11430,21907,12383,31432,3810c262072,51005,323032,39575,377324,62435v27623,12382,50483,-26670,23813,-38100xe" fillcolor="black" stroked="f">
+                  <v:shape id="Freeform: Shape 1045" style="position:absolute;left:6956;top:36179;width:1992;height:815;visibility:visible;mso-wrap-style:square;v-text-anchor:middle" coordsize="419100,171450" o:spid="_x0000_s1040" fillcolor="black" stroked="f" path="m401137,24335c334462,-4240,260167,2427,203969,47195,183014,31955,158249,28145,129674,36717,77287,52910,56332,107202,14422,137682v-17145,12383,-953,41910,17145,29528c61094,147207,147772,24335,185872,84342v7620,11430,21907,12383,31432,3810c262072,51005,323032,39575,377324,62435v27623,12382,50483,-26670,23813,-38100xe" o:gfxdata="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">
                     <v:stroke joinstyle="miter"/>
                     <v:path arrowok="t" o:connecttype="custom" o:connectlocs="190665,11567;96949,22432;61636,17452;6855,65442;15004,79477;88347,40089;103287,41900;179346,29676;190665,11567" o:connectangles="0,0,0,0,0,0,0,0,0"/>
                   </v:shape>
-                  <v:shape id="Freeform: Shape 1046" o:spid="_x0000_s1041" style="position:absolute;left:10196;top:38978;width:1222;height:588;visibility:visible;mso-wrap-style:square;v-text-anchor:middle" coordsize="257175,123825" o:gfxdata="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" path="m37204,76817c71494,62530,88639,66340,88639,88247v1905,5715,1905,12383,,18098c86734,125395,113404,129205,121977,114917,141027,85390,181032,18715,223894,57767v19050,17145,47625,-11430,28575,-28575c202939,-15575,150552,14905,116262,57767,108642,42527,96259,31097,78162,26335,45777,17762,16249,36812,7677,68245,2914,88247,31489,95867,37204,76817xe" fillcolor="black" stroked="f">
+                  <v:shape id="Freeform: Shape 1046" style="position:absolute;left:10196;top:38978;width:1222;height:588;visibility:visible;mso-wrap-style:square;v-text-anchor:middle" coordsize="257175,123825" o:spid="_x0000_s1041" fillcolor="black" stroked="f" path="m37204,76817c71494,62530,88639,66340,88639,88247v1905,5715,1905,12383,,18098c86734,125395,113404,129205,121977,114917,141027,85390,181032,18715,223894,57767v19050,17145,47625,-11430,28575,-28575c202939,-15575,150552,14905,116262,57767,108642,42527,96259,31097,78162,26335,45777,17762,16249,36812,7677,68245,2914,88247,31489,95867,37204,76817xe" o:gfxdata="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">
                     <v:stroke joinstyle="miter"/>
                     <v:path arrowok="t" o:connecttype="custom" o:connectlocs="17683,36512;42131,41944;42131,50547;57977,54621;106419,27457;120001,13875;55261,27457;37151,12517;3649,32437;17683,36512" o:connectangles="0,0,0,0,0,0,0,0,0,0"/>
                   </v:shape>
-                  <v:shape id="Freeform: Shape 1047" o:spid="_x0000_s1042" style="position:absolute;left:18092;top:50228;width:3124;height:815;visibility:visible;mso-wrap-style:square;v-text-anchor:middle" coordsize="657225,171450" o:gfxdata="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" path="m649393,107985c575098,-9172,416983,-14887,331258,84173,299825,35595,254105,1305,191240,7973,109325,16545,56938,83220,10265,143228v-12382,16192,15240,37147,27623,20955c73130,120368,112183,67980,168380,51788v71438,-20955,114300,24765,140970,84772c316018,152753,339830,148943,347450,136560,409363,37500,544618,35595,611293,130845v16192,21908,53340,953,38100,-22860xe" fillcolor="black" stroked="f">
+                  <v:shape id="Freeform: Shape 1047" style="position:absolute;left:18092;top:50228;width:3124;height:815;visibility:visible;mso-wrap-style:square;v-text-anchor:middle" coordsize="657225,171450" o:spid="_x0000_s1042" fillcolor="black" stroked="f" path="m649393,107985c575098,-9172,416983,-14887,331258,84173,299825,35595,254105,1305,191240,7973,109325,16545,56938,83220,10265,143228v-12382,16192,15240,37147,27623,20955c73130,120368,112183,67980,168380,51788v71438,-20955,114300,24765,140970,84772c316018,152753,339830,148943,347450,136560,409363,37500,544618,35595,611293,130845v16192,21908,53340,953,38100,-22860xe" o:gfxdata="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">
                     <v:stroke joinstyle="miter"/>
                     <v:path arrowok="t" o:connecttype="custom" o:connectlocs="308663,51326;157450,40008;90898,3790;4879,68078;18009,78038;80033,24615;147037,64908;165147,64908;290554,62192;308663,51326" o:connectangles="0,0,0,0,0,0,0,0,0,0"/>
                   </v:shape>
@@ -5676,7 +5676,7 @@
         <mc:AlternateContent>
           <mc:Choice Requires="wps">
             <w:drawing>
-              <wp:anchor distT="0" distB="0" distL="114300" distR="114300" simplePos="0" relativeHeight="251661312" behindDoc="0" locked="1" layoutInCell="1" allowOverlap="1" wp14:anchorId="5387ED2F" wp14:editId="717DFA85">
+              <wp:anchor distT="0" distB="0" distL="114300" distR="114300" simplePos="0" relativeHeight="251661312" behindDoc="0" locked="1" layoutInCell="1" allowOverlap="1" wp14:editId="717DFA85" wp14:anchorId="5387ED2F">
                 <wp:simplePos x="0" y="0"/>
                 <wp:positionH relativeFrom="column">
                   <wp:posOffset>4318635</wp:posOffset>
@@ -6058,7 +6058,7 @@
           </mc:Choice>
           <mc:Fallback>
             <w:pict>
-              <v:shape w14:anchorId="5E258D46" id="Freeform: Shape 1036" o:spid="_x0000_s1026" alt="&quot;&quot;" style="position:absolute;margin-left:340.05pt;margin-top:11.4pt;width:7.9pt;height:16.55pt;z-index:251661312;visibility:visible;mso-wrap-style:square;mso-width-percent:0;mso-height-percent:0;mso-wrap-distance-left:9pt;mso-wrap-distance-top:0;mso-wrap-distance-right:9pt;mso-wrap-distance-bottom:0;mso-position-horizontal:absolute;mso-position-horizontal-relative:text;mso-position-vertical:absolute;mso-position-vertical-relative:text;mso-width-percent:0;mso-height-percent:0;mso-width-relative:margin;mso-height-relative:margin;v-text-anchor:middle" coordsize="1092276,2297933" o:gfxdata="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" path="m639231,550101v17815,-4376,41925,11876,33352,31878c625911,696279,603051,816294,584953,938214v-18097,120968,-36195,241935,-50482,363855c505896,1546862,501133,1794512,563046,2034542v13335,51435,-64770,72390,-78105,21907c417313,1806894,426838,1547814,460176,1293497v16192,-124778,39052,-248603,62865,-372428c546853,798197,573523,677229,624958,561977v3096,-6667,8335,-10418,14273,-11876xm732829,211323v27682,2634,50006,35138,23574,60141c631626,387669,511611,504827,407788,641034,231576,874397,68698,1160147,74413,1461137v2858,157162,61913,300990,132398,439102c273486,2031684,351591,2158367,461128,2258379v19050,18098,-6667,51435,-27622,35243c292536,2190752,198238,2037399,119181,1884047,46791,1743077,-2739,1588772,118,1428752,2976,1272542,48696,1119189,113466,978219,181093,832487,269676,696279,368736,569597,466843,442914,578286,319089,704968,220029v8811,-7144,18634,-9584,27861,-8706xm653623,612c658832,-712,664487,2,669726,3812,784978,86679,876418,196217,943093,320994v285750,534353,110490,1172528,-104775,1698308c820221,2064069,747831,2045972,764976,1999299v59055,-163830,123825,-324802,172402,-491490c1016436,1235394,1062156,947739,1006911,665799,959286,421007,839271,195264,642103,39054,626387,26910,637996,4586,653623,612xe" fillcolor="#92d050 [3205]" stroked="f">
+              <v:shape id="Freeform: Shape 1036" style="position:absolute;margin-left:340.05pt;margin-top:11.4pt;width:7.9pt;height:16.55pt;z-index:251661312;visibility:visible;mso-wrap-style:square;mso-width-percent:0;mso-height-percent:0;mso-wrap-distance-left:9pt;mso-wrap-distance-top:0;mso-wrap-distance-right:9pt;mso-wrap-distance-bottom:0;mso-position-horizontal:absolute;mso-position-horizontal-relative:text;mso-position-vertical:absolute;mso-position-vertical-relative:text;mso-width-percent:0;mso-height-percent:0;mso-width-relative:margin;mso-height-relative:margin;v-text-anchor:middle" alt="&quot;&quot;" coordsize="1092276,2297933" o:spid="_x0000_s1026" fillcolor="#92d050 [3205]" stroked="f" path="m639231,550101v17815,-4376,41925,11876,33352,31878c625911,696279,603051,816294,584953,938214v-18097,120968,-36195,241935,-50482,363855c505896,1546862,501133,1794512,563046,2034542v13335,51435,-64770,72390,-78105,21907c417313,1806894,426838,1547814,460176,1293497v16192,-124778,39052,-248603,62865,-372428c546853,798197,573523,677229,624958,561977v3096,-6667,8335,-10418,14273,-11876xm732829,211323v27682,2634,50006,35138,23574,60141c631626,387669,511611,504827,407788,641034,231576,874397,68698,1160147,74413,1461137v2858,157162,61913,300990,132398,439102c273486,2031684,351591,2158367,461128,2258379v19050,18098,-6667,51435,-27622,35243c292536,2190752,198238,2037399,119181,1884047,46791,1743077,-2739,1588772,118,1428752,2976,1272542,48696,1119189,113466,978219,181093,832487,269676,696279,368736,569597,466843,442914,578286,319089,704968,220029v8811,-7144,18634,-9584,27861,-8706xm653623,612c658832,-712,664487,2,669726,3812,784978,86679,876418,196217,943093,320994v285750,534353,110490,1172528,-104775,1698308c820221,2064069,747831,2045972,764976,1999299v59055,-163830,123825,-324802,172402,-491490c1016436,1235394,1062156,947739,1006911,665799,959286,421007,839271,195264,642103,39054,626387,26910,637996,4586,653623,612xe" o:gfxdata="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" w14:anchorId="5E258D46">
                 <v:stroke joinstyle="miter"/>
                 <v:path arrowok="t" o:connecttype="custom" o:connectlocs="58865,50346;61936,53264;53866,85867;49218,119168;51849,186206;44657,188211;42376,118384;48165,84298;57550,51433;58865,50346;67484,19341;69655,24845;37552,58669;6852,133727;19045,173914;42464,206692;39920,209917;10975,172432;11,130763;10449,89529;33956,52131;64918,20138;67484,19341;60190,56;61673,349;86846,29378;77198,184811;70444,182980;86320,137998;92723,60935;59129,3574;60190,56" o:connectangles="0,0,0,0,0,0,0,0,0,0,0,0,0,0,0,0,0,0,0,0,0,0,0,0,0,0,0,0,0,0,0,0"/>
                 <w10:anchorlock/>

--- a/src/Tests/Inputs/cards/04/input.docx
+++ b/src/Tests/Inputs/cards/04/input.docx
@@ -6691,616 +6691,6 @@
 </w:styles>
 </file>
 
-<file path=word/glossary/document.xml><?xml version="1.0" encoding="utf-8"?>
-<w:glossaryDocument xmlns:wpc="http://schemas.microsoft.com/office/word/2010/wordprocessingCanvas" xmlns:cx="http://schemas.microsoft.com/office/drawing/2014/chartex" xmlns:cx1="http://schemas.microsoft.com/office/drawing/2015/9/8/chartex" xmlns:cx2="http://schemas.microsoft.com/office/drawing/2015/10/21/chartex" xmlns:cx3="http://schemas.microsoft.com/office/drawing/2016/5/9/chartex" xmlns:cx4="http://schemas.microsoft.com/office/drawing/2016/5/10/chartex" xmlns:cx5="http://schemas.microsoft.com/office/drawing/2016/5/11/chartex" xmlns:cx6="http://schemas.microsoft.com/office/drawing/2016/5/12/chartex" xmlns:cx7="http://schemas.microsoft.com/office/drawing/2016/5/13/chartex" xmlns:cx8="http://schemas.microsoft.com/office/drawing/2016/5/14/chartex" xmlns:mc="http://schemas.openxmlformats.org/markup-compatibility/2006" xmlns:aink="http://schemas.microsoft.com/office/drawing/2016/ink" xmlns:am3d="http://schemas.microsoft.com/office/drawing/2017/model3d" xmlns:o="urn:schemas-microsoft-com:office:office" xmlns:oel="http://schemas.microsoft.com/office/2019/extlst" xmlns:r="http://schemas.openxmlformats.org/officeDocument/2006/relationships" xmlns:m="http://schemas.openxmlformats.org/officeDocument/2006/math" xmlns:v="urn:schemas-microsoft-com:vml" xmlns:wp14="http://schemas.microsoft.com/office/word/2010/wordprocessingDrawing" xmlns:wp="http://schemas.openxmlformats.org/drawingml/2006/wordprocessingDrawing" xmlns:w10="urn:schemas-microsoft-com:office:word" xmlns:w="http://schemas.openxmlformats.org/wordprocessingml/2006/main" xmlns:w14="http://schemas.microsoft.com/office/word/2010/wordml" xmlns:w15="http://schemas.microsoft.com/office/word/2012/wordml" xmlns:w16cex="http://schemas.microsoft.com/office/word/2018/wordml/cex" xmlns:w16cid="http://schemas.microsoft.com/office/word/2016/wordml/cid" xmlns:w16="http://schemas.microsoft.com/office/word/2018/wordml" xmlns:w16sdtdh="http://schemas.microsoft.com/office/word/2020/wordml/sdtdatahash" xmlns:w16se="http://schemas.microsoft.com/office/word/2015/wordml/symex" xmlns:wpg="http://schemas.microsoft.com/office/word/2010/wordprocessingGroup" xmlns:wpi="http://schemas.microsoft.com/office/word/2010/wordprocessingInk" xmlns:wne="http://schemas.microsoft.com/office/word/2006/wordml" xmlns:wps="http://schemas.microsoft.com/office/word/2010/wordprocessingShape" mc:Ignorable="w14 w15 w16se w16cid w16 w16cex w16sdtdh wp14">
-  <w:docParts>
-    <w:docPart>
-      <w:docPartPr>
-        <w:name w:val="7223261AE17D4152A703FFD299E35B4C"/>
-        <w:category>
-          <w:name w:val="General"/>
-          <w:gallery w:val="placeholder"/>
-        </w:category>
-        <w:types>
-          <w:type w:val="bbPlcHdr"/>
-        </w:types>
-        <w:behaviors>
-          <w:behavior w:val="content"/>
-        </w:behaviors>
-        <w:guid w:val="{74EF6331-E49A-45BB-A78E-482EE8626094}"/>
-      </w:docPartPr>
-      <w:docPartBody>
-        <w:p>
-          <w:pPr>
-            <w:pStyle w:val="7223261AE17D4152A703FFD299E35B4C"/>
-          </w:pPr>
-          <w:r>
-            <w:t>From…</w:t>
-          </w:r>
-        </w:p>
-      </w:docPartBody>
-    </w:docPart>
-    <w:docPart>
-      <w:docPartPr>
-        <w:name w:val="EA6639D1B42B4C8299DECA48D2F0AAF6"/>
-        <w:category>
-          <w:name w:val="General"/>
-          <w:gallery w:val="placeholder"/>
-        </w:category>
-        <w:types>
-          <w:type w:val="bbPlcHdr"/>
-        </w:types>
-        <w:behaviors>
-          <w:behavior w:val="content"/>
-        </w:behaviors>
-        <w:guid w:val="{85A5BEC0-4AE2-49A6-9106-6DD0B94A6211}"/>
-      </w:docPartPr>
-      <w:docPartBody>
-        <w:p>
-          <w:pPr>
-            <w:pStyle w:val="EA6639D1B42B4C8299DECA48D2F0AAF6"/>
-          </w:pPr>
-          <w:r>
-            <w:rPr>
-              <w:lang w:val="en-ZA"/>
-            </w:rPr>
-            <w:t>Thinking of You…</w:t>
-          </w:r>
-        </w:p>
-      </w:docPartBody>
-    </w:docPart>
-  </w:docParts>
-</w:glossaryDocument>
-</file>
-
-<file path=word/glossary/fontTable2.xml><?xml version="1.0" encoding="utf-8"?>
-<w:fonts xmlns:mc="http://schemas.openxmlformats.org/markup-compatibility/2006" xmlns:r="http://schemas.openxmlformats.org/officeDocument/2006/relationships" xmlns:w="http://schemas.openxmlformats.org/wordprocessingml/2006/main" xmlns:w14="http://schemas.microsoft.com/office/word/2010/wordml" xmlns:w15="http://schemas.microsoft.com/office/word/2012/wordml" xmlns:w16cex="http://schemas.microsoft.com/office/word/2018/wordml/cex" xmlns:w16cid="http://schemas.microsoft.com/office/word/2016/wordml/cid" xmlns:w16="http://schemas.microsoft.com/office/word/2018/wordml" xmlns:w16sdtdh="http://schemas.microsoft.com/office/word/2020/wordml/sdtdatahash" xmlns:w16se="http://schemas.microsoft.com/office/word/2015/wordml/symex" mc:Ignorable="w14 w15 w16se w16cid w16 w16cex w16sdtdh">
-  <w:font w:name="Comic Sans MS">
-    <w:panose1 w:val="030F0702030302020204"/>
-    <w:charset w:val="00"/>
-    <w:family w:val="script"/>
-    <w:pitch w:val="variable"/>
-    <w:sig w:usb0="00000287" w:usb1="00000013" w:usb2="00000000" w:usb3="00000000" w:csb0="0000009F" w:csb1="00000000"/>
-  </w:font>
-  <w:font w:name="Times New Roman">
-    <w:panose1 w:val="02020603050405020304"/>
-    <w:charset w:val="00"/>
-    <w:family w:val="roman"/>
-    <w:pitch w:val="variable"/>
-    <w:sig w:usb0="E0002EFF" w:usb1="C000785B" w:usb2="00000009" w:usb3="00000000" w:csb0="000001FF" w:csb1="00000000"/>
-  </w:font>
-  <w:font w:name="Calibri">
-    <w:panose1 w:val="020F0502020204030204"/>
-    <w:charset w:val="00"/>
-    <w:family w:val="swiss"/>
-    <w:pitch w:val="variable"/>
-    <w:sig w:usb0="E4002EFF" w:usb1="C000247B" w:usb2="00000009" w:usb3="00000000" w:csb0="000001FF" w:csb1="00000000"/>
-  </w:font>
-  <w:font w:name="Calibri Light">
-    <w:panose1 w:val="020F0302020204030204"/>
-    <w:charset w:val="00"/>
-    <w:family w:val="swiss"/>
-    <w:pitch w:val="variable"/>
-    <w:sig w:usb0="E4002EFF" w:usb1="C000247B" w:usb2="00000009" w:usb3="00000000" w:csb0="000001FF" w:csb1="00000000"/>
-  </w:font>
-</w:fonts>
-</file>
-
-<file path=word/glossary/settings2.xml><?xml version="1.0" encoding="utf-8"?>
-<w:settings xmlns:mc="http://schemas.openxmlformats.org/markup-compatibility/2006" xmlns:o="urn:schemas-microsoft-com:office:office" xmlns:r="http://schemas.openxmlformats.org/officeDocument/2006/relationships" xmlns:m="http://schemas.openxmlformats.org/officeDocument/2006/math" xmlns:v="urn:schemas-microsoft-com:vml" xmlns:w10="urn:schemas-microsoft-com:office:word" xmlns:w="http://schemas.openxmlformats.org/wordprocessingml/2006/main" xmlns:w14="http://schemas.microsoft.com/office/word/2010/wordml" xmlns:w15="http://schemas.microsoft.com/office/word/2012/wordml" xmlns:w16cex="http://schemas.microsoft.com/office/word/2018/wordml/cex" xmlns:w16cid="http://schemas.microsoft.com/office/word/2016/wordml/cid" xmlns:w16="http://schemas.microsoft.com/office/word/2018/wordml" xmlns:w16sdtdh="http://schemas.microsoft.com/office/word/2020/wordml/sdtdatahash" xmlns:w16se="http://schemas.microsoft.com/office/word/2015/wordml/symex" xmlns:sl="http://schemas.openxmlformats.org/schemaLibrary/2006/main" mc:Ignorable="w14 w15 w16se w16cid w16 w16cex w16sdtdh">
-  <w:view w:val="normal"/>
-  <w:defaultTabStop w:val="720"/>
-  <w:characterSpacingControl w:val="doNotCompress"/>
-  <w:compat>
-    <w:useFELayout/>
-    <w:compatSetting w:name="compatibilityMode" w:uri="http://schemas.microsoft.com/office/word" w:val="15"/>
-    <w:compatSetting w:name="overrideTableStyleFontSizeAndJustification" w:uri="http://schemas.microsoft.com/office/word" w:val="1"/>
-    <w:compatSetting w:name="enableOpenTypeFeatures" w:uri="http://schemas.microsoft.com/office/word" w:val="1"/>
-    <w:compatSetting w:name="doNotFlipMirrorIndents" w:uri="http://schemas.microsoft.com/office/word" w:val="1"/>
-    <w:compatSetting w:name="differentiateMultirowTableHeaders" w:uri="http://schemas.microsoft.com/office/word" w:val="1"/>
-    <w:compatSetting w:name="useWord2013TrackBottomHyphenation" w:uri="http://schemas.microsoft.com/office/word" w:val="1"/>
-  </w:compat>
-  <w:rsids>
-    <w:rsidRoot w:val="00497763"/>
-    <w:rsid w:val="00193CBB"/>
-    <w:rsid w:val="00303B69"/>
-    <w:rsid w:val="00497763"/>
-    <w:rsid w:val="008C5349"/>
-    <w:rsid w:val="00A71E07"/>
-    <w:rsid w:val="00D21AA4"/>
-    <w:rsid w:val="00F23A7B"/>
-    <w:rsid w:val="00F364DC"/>
-  </w:rsids>
-  <m:mathPr>
-    <m:mathFont m:val="Cambria Math"/>
-    <m:brkBin m:val="before"/>
-    <m:brkBinSub m:val="--"/>
-    <m:smallFrac m:val="0"/>
-    <m:dispDef/>
-    <m:lMargin m:val="0"/>
-    <m:rMargin m:val="0"/>
-    <m:defJc m:val="centerGroup"/>
-    <m:wrapIndent m:val="1440"/>
-    <m:intLim m:val="subSup"/>
-    <m:naryLim m:val="undOvr"/>
-  </m:mathPr>
-  <w:themeFontLang w:val="en-US"/>
-  <w:clrSchemeMapping w:bg1="light1" w:t1="dark1" w:bg2="light2" w:t2="dark2" w:accent1="accent1" w:accent2="accent2" w:accent3="accent3" w:accent4="accent4" w:accent5="accent5" w:accent6="accent6" w:hyperlink="hyperlink" w:followedHyperlink="followedHyperlink"/>
-  <w:decimalSymbol w:val="."/>
-  <w:listSeparator w:val=","/>
-  <w15:chartTrackingRefBased/>
-</w:settings>
-</file>
-
-<file path=word/glossary/styles2.xml><?xml version="1.0" encoding="utf-8"?>
-<w:styles xmlns:mc="http://schemas.openxmlformats.org/markup-compatibility/2006" xmlns:r="http://schemas.openxmlformats.org/officeDocument/2006/relationships" xmlns:w="http://schemas.openxmlformats.org/wordprocessingml/2006/main" xmlns:w14="http://schemas.microsoft.com/office/word/2010/wordml" xmlns:w15="http://schemas.microsoft.com/office/word/2012/wordml" xmlns:w16cex="http://schemas.microsoft.com/office/word/2018/wordml/cex" xmlns:w16cid="http://schemas.microsoft.com/office/word/2016/wordml/cid" xmlns:w16="http://schemas.microsoft.com/office/word/2018/wordml" xmlns:w16sdtdh="http://schemas.microsoft.com/office/word/2020/wordml/sdtdatahash" xmlns:w16se="http://schemas.microsoft.com/office/word/2015/wordml/symex" mc:Ignorable="w14 w15 w16se w16cid w16 w16cex w16sdtdh">
-  <w:docDefaults>
-    <w:rPrDefault>
-      <w:rPr>
-        <w:rFonts w:asciiTheme="minorHAnsi" w:eastAsiaTheme="minorEastAsia" w:hAnsiTheme="minorHAnsi" w:cstheme="minorBidi"/>
-        <w:sz w:val="22"/>
-        <w:szCs w:val="22"/>
-        <w:lang w:val="en-US" w:eastAsia="en-US" w:bidi="ar-SA"/>
-      </w:rPr>
-    </w:rPrDefault>
-    <w:pPrDefault>
-      <w:pPr>
-        <w:spacing w:after="160" w:line="259" w:lineRule="auto"/>
-      </w:pPr>
-    </w:pPrDefault>
-  </w:docDefaults>
-  <w:latentStyles w:defLockedState="0" w:defUIPriority="99" w:defSemiHidden="0" w:defUnhideWhenUsed="0" w:defQFormat="0" w:count="376">
-    <w:lsdException w:name="Normal" w:uiPriority="0" w:qFormat="1"/>
-    <w:lsdException w:name="heading 1" w:uiPriority="9" w:qFormat="1"/>
-    <w:lsdException w:name="heading 2" w:semiHidden="1" w:uiPriority="9" w:unhideWhenUsed="1" w:qFormat="1"/>
-    <w:lsdException w:name="heading 3" w:semiHidden="1" w:uiPriority="9" w:unhideWhenUsed="1" w:qFormat="1"/>
-    <w:lsdException w:name="heading 4" w:semiHidden="1" w:uiPriority="9" w:unhideWhenUsed="1" w:qFormat="1"/>
-    <w:lsdException w:name="heading 5" w:semiHidden="1" w:uiPriority="9" w:unhideWhenUsed="1" w:qFormat="1"/>
-    <w:lsdException w:name="heading 6" w:semiHidden="1" w:uiPriority="9" w:unhideWhenUsed="1" w:qFormat="1"/>
-    <w:lsdException w:name="heading 7" w:semiHidden="1" w:uiPriority="9" w:unhideWhenUsed="1" w:qFormat="1"/>
-    <w:lsdException w:name="heading 8" w:semiHidden="1" w:uiPriority="9" w:unhideWhenUsed="1" w:qFormat="1"/>
-    <w:lsdException w:name="heading 9" w:semiHidden="1" w:uiPriority="9" w:unhideWhenUsed="1" w:qFormat="1"/>
-    <w:lsdException w:name="index 1" w:semiHidden="1" w:unhideWhenUsed="1"/>
-    <w:lsdException w:name="index 2" w:semiHidden="1" w:unhideWhenUsed="1"/>
-    <w:lsdException w:name="index 3" w:semiHidden="1" w:unhideWhenUsed="1"/>
-    <w:lsdException w:name="index 4" w:semiHidden="1" w:unhideWhenUsed="1"/>
-    <w:lsdException w:name="index 5" w:semiHidden="1" w:unhideWhenUsed="1"/>
-    <w:lsdException w:name="index 6" w:semiHidden="1" w:unhideWhenUsed="1"/>
-    <w:lsdException w:name="index 7" w:semiHidden="1" w:unhideWhenUsed="1"/>
-    <w:lsdException w:name="index 8" w:semiHidden="1" w:unhideWhenUsed="1"/>
-    <w:lsdException w:name="index 9" w:semiHidden="1" w:unhideWhenUsed="1"/>
-    <w:lsdException w:name="toc 1" w:semiHidden="1" w:uiPriority="39" w:unhideWhenUsed="1"/>
-    <w:lsdException w:name="toc 2" w:semiHidden="1" w:uiPriority="39" w:unhideWhenUsed="1"/>
-    <w:lsdException w:name="toc 3" w:semiHidden="1" w:uiPriority="39" w:unhideWhenUsed="1"/>
-    <w:lsdException w:name="toc 4" w:semiHidden="1" w:uiPriority="39" w:unhideWhenUsed="1"/>
-    <w:lsdException w:name="toc 5" w:semiHidden="1" w:uiPriority="39" w:unhideWhenUsed="1"/>
-    <w:lsdException w:name="toc 6" w:semiHidden="1" w:uiPriority="39" w:unhideWhenUsed="1"/>
-    <w:lsdException w:name="toc 7" w:semiHidden="1" w:uiPriority="39" w:unhideWhenUsed="1"/>
-    <w:lsdException w:name="toc 8" w:semiHidden="1" w:uiPriority="39" w:unhideWhenUsed="1"/>
-    <w:lsdException w:name="toc 9" w:semiHidden="1" w:uiPriority="39" w:unhideWhenUsed="1"/>
-    <w:lsdException w:name="Normal Indent" w:semiHidden="1" w:unhideWhenUsed="1"/>
-    <w:lsdException w:name="footnote text" w:semiHidden="1" w:unhideWhenUsed="1"/>
-    <w:lsdException w:name="annotation text" w:semiHidden="1" w:unhideWhenUsed="1"/>
-    <w:lsdException w:name="header" w:semiHidden="1" w:unhideWhenUsed="1"/>
-    <w:lsdException w:name="footer" w:semiHidden="1" w:unhideWhenUsed="1"/>
-    <w:lsdException w:name="index heading" w:semiHidden="1" w:unhideWhenUsed="1"/>
-    <w:lsdException w:name="caption" w:semiHidden="1" w:uiPriority="35" w:unhideWhenUsed="1" w:qFormat="1"/>
-    <w:lsdException w:name="table of figures" w:semiHidden="1" w:unhideWhenUsed="1"/>
-    <w:lsdException w:name="envelope address" w:semiHidden="1" w:unhideWhenUsed="1"/>
-    <w:lsdException w:name="envelope return" w:semiHidden="1" w:unhideWhenUsed="1"/>
-    <w:lsdException w:name="footnote reference" w:semiHidden="1" w:unhideWhenUsed="1"/>
-    <w:lsdException w:name="annotation reference" w:semiHidden="1" w:unhideWhenUsed="1"/>
-    <w:lsdException w:name="line number" w:semiHidden="1" w:unhideWhenUsed="1"/>
-    <w:lsdException w:name="page number" w:semiHidden="1" w:unhideWhenUsed="1"/>
-    <w:lsdException w:name="endnote reference" w:semiHidden="1" w:unhideWhenUsed="1"/>
-    <w:lsdException w:name="endnote text" w:semiHidden="1" w:unhideWhenUsed="1"/>
-    <w:lsdException w:name="table of authorities" w:semiHidden="1" w:unhideWhenUsed="1"/>
-    <w:lsdException w:name="macro" w:semiHidden="1" w:unhideWhenUsed="1"/>
-    <w:lsdException w:name="toa heading" w:semiHidden="1" w:unhideWhenUsed="1"/>
-    <w:lsdException w:name="List" w:semiHidden="1" w:unhideWhenUsed="1"/>
-    <w:lsdException w:name="List Bullet" w:semiHidden="1" w:unhideWhenUsed="1"/>
-    <w:lsdException w:name="List Number" w:semiHidden="1" w:unhideWhenUsed="1"/>
-    <w:lsdException w:name="List 2" w:semiHidden="1" w:unhideWhenUsed="1"/>
-    <w:lsdException w:name="List 3" w:semiHidden="1" w:unhideWhenUsed="1"/>
-    <w:lsdException w:name="List 4" w:semiHidden="1" w:unhideWhenUsed="1"/>
-    <w:lsdException w:name="List 5" w:semiHidden="1" w:unhideWhenUsed="1"/>
-    <w:lsdException w:name="List Bullet 2" w:semiHidden="1" w:unhideWhenUsed="1"/>
-    <w:lsdException w:name="List Bullet 3" w:semiHidden="1" w:unhideWhenUsed="1"/>
-    <w:lsdException w:name="List Bullet 4" w:semiHidden="1" w:unhideWhenUsed="1"/>
-    <w:lsdException w:name="List Bullet 5" w:semiHidden="1" w:unhideWhenUsed="1"/>
-    <w:lsdException w:name="List Number 2" w:semiHidden="1" w:unhideWhenUsed="1"/>
-    <w:lsdException w:name="List Number 3" w:semiHidden="1" w:unhideWhenUsed="1"/>
-    <w:lsdException w:name="List Number 4" w:semiHidden="1" w:unhideWhenUsed="1"/>
-    <w:lsdException w:name="List Number 5" w:semiHidden="1" w:unhideWhenUsed="1"/>
-    <w:lsdException w:name="Title" w:uiPriority="10" w:qFormat="1"/>
-    <w:lsdException w:name="Closing" w:semiHidden="1" w:unhideWhenUsed="1"/>
-    <w:lsdException w:name="Signature" w:semiHidden="1" w:unhideWhenUsed="1"/>
-    <w:lsdException w:name="Default Paragraph Font" w:semiHidden="1" w:uiPriority="1" w:unhideWhenUsed="1"/>
-    <w:lsdException w:name="Body Text" w:semiHidden="1" w:unhideWhenUsed="1"/>
-    <w:lsdException w:name="Body Text Indent" w:semiHidden="1" w:unhideWhenUsed="1"/>
-    <w:lsdException w:name="List Continue" w:semiHidden="1" w:unhideWhenUsed="1"/>
-    <w:lsdException w:name="List Continue 2" w:semiHidden="1" w:unhideWhenUsed="1"/>
-    <w:lsdException w:name="List Continue 3" w:semiHidden="1" w:unhideWhenUsed="1"/>
-    <w:lsdException w:name="List Continue 4" w:semiHidden="1" w:unhideWhenUsed="1"/>
-    <w:lsdException w:name="List Continue 5" w:semiHidden="1" w:unhideWhenUsed="1"/>
-    <w:lsdException w:name="Message Header" w:semiHidden="1" w:unhideWhenUsed="1"/>
-    <w:lsdException w:name="Subtitle" w:uiPriority="11" w:qFormat="1"/>
-    <w:lsdException w:name="Salutation" w:semiHidden="1" w:unhideWhenUsed="1"/>
-    <w:lsdException w:name="Date" w:semiHidden="1" w:unhideWhenUsed="1"/>
-    <w:lsdException w:name="Body Text First Indent" w:semiHidden="1" w:unhideWhenUsed="1"/>
-    <w:lsdException w:name="Body Text First Indent 2" w:semiHidden="1" w:unhideWhenUsed="1"/>
-    <w:lsdException w:name="Note Heading" w:semiHidden="1" w:unhideWhenUsed="1"/>
-    <w:lsdException w:name="Body Text 2" w:semiHidden="1" w:unhideWhenUsed="1"/>
-    <w:lsdException w:name="Body Text 3" w:semiHidden="1" w:unhideWhenUsed="1"/>
-    <w:lsdException w:name="Body Text Indent 2" w:semiHidden="1" w:unhideWhenUsed="1"/>
-    <w:lsdException w:name="Body Text Indent 3" w:semiHidden="1" w:unhideWhenUsed="1"/>
-    <w:lsdException w:name="Block Text" w:semiHidden="1" w:unhideWhenUsed="1"/>
-    <w:lsdException w:name="Hyperlink" w:semiHidden="1" w:unhideWhenUsed="1"/>
-    <w:lsdException w:name="FollowedHyperlink" w:semiHidden="1" w:unhideWhenUsed="1"/>
-    <w:lsdException w:name="Strong" w:uiPriority="22" w:qFormat="1"/>
-    <w:lsdException w:name="Emphasis" w:uiPriority="20" w:qFormat="1"/>
-    <w:lsdException w:name="Document Map" w:semiHidden="1" w:unhideWhenUsed="1"/>
-    <w:lsdException w:name="Plain Text" w:semiHidden="1" w:unhideWhenUsed="1"/>
-    <w:lsdException w:name="E-mail Signature" w:semiHidden="1" w:unhideWhenUsed="1"/>
-    <w:lsdException w:name="HTML Top of Form" w:semiHidden="1" w:unhideWhenUsed="1"/>
-    <w:lsdException w:name="HTML Bottom of Form" w:semiHidden="1" w:unhideWhenUsed="1"/>
-    <w:lsdException w:name="Normal (Web)" w:semiHidden="1" w:unhideWhenUsed="1"/>
-    <w:lsdException w:name="HTML Acronym" w:semiHidden="1" w:unhideWhenUsed="1"/>
-    <w:lsdException w:name="HTML Address" w:semiHidden="1" w:unhideWhenUsed="1"/>
-    <w:lsdException w:name="HTML Cite" w:semiHidden="1" w:unhideWhenUsed="1"/>
-    <w:lsdException w:name="HTML Code" w:semiHidden="1" w:unhideWhenUsed="1"/>
-    <w:lsdException w:name="HTML Definition" w:semiHidden="1" w:unhideWhenUsed="1"/>
-    <w:lsdException w:name="HTML Keyboard" w:semiHidden="1" w:unhideWhenUsed="1"/>
-    <w:lsdException w:name="HTML Preformatted" w:semiHidden="1" w:unhideWhenUsed="1"/>
-    <w:lsdException w:name="HTML Sample" w:semiHidden="1" w:unhideWhenUsed="1"/>
-    <w:lsdException w:name="HTML Typewriter" w:semiHidden="1" w:unhideWhenUsed="1"/>
-    <w:lsdException w:name="HTML Variable" w:semiHidden="1" w:unhideWhenUsed="1"/>
-    <w:lsdException w:name="Normal Table" w:semiHidden="1" w:unhideWhenUsed="1"/>
-    <w:lsdException w:name="annotation subject" w:semiHidden="1" w:unhideWhenUsed="1"/>
-    <w:lsdException w:name="No List" w:semiHidden="1" w:unhideWhenUsed="1"/>
-    <w:lsdException w:name="Outline List 1" w:semiHidden="1" w:unhideWhenUsed="1"/>
-    <w:lsdException w:name="Outline List 2" w:semiHidden="1" w:unhideWhenUsed="1"/>
-    <w:lsdException w:name="Outline List 3" w:semiHidden="1" w:unhideWhenUsed="1"/>
-    <w:lsdException w:name="Table Simple 1" w:semiHidden="1" w:unhideWhenUsed="1"/>
-    <w:lsdException w:name="Table Simple 2" w:semiHidden="1" w:unhideWhenUsed="1"/>
-    <w:lsdException w:name="Table Simple 3" w:semiHidden="1" w:unhideWhenUsed="1"/>
-    <w:lsdException w:name="Table Classic 1" w:semiHidden="1" w:unhideWhenUsed="1"/>
-    <w:lsdException w:name="Table Classic 2" w:semiHidden="1" w:unhideWhenUsed="1"/>
-    <w:lsdException w:name="Table Classic 3" w:semiHidden="1" w:unhideWhenUsed="1"/>
-    <w:lsdException w:name="Table Classic 4" w:semiHidden="1" w:unhideWhenUsed="1"/>
-    <w:lsdException w:name="Table Colorful 1" w:semiHidden="1" w:unhideWhenUsed="1"/>
-    <w:lsdException w:name="Table Colorful 2" w:semiHidden="1" w:unhideWhenUsed="1"/>
-    <w:lsdException w:name="Table Colorful 3" w:semiHidden="1" w:unhideWhenUsed="1"/>
-    <w:lsdException w:name="Table Columns 1" w:semiHidden="1" w:unhideWhenUsed="1"/>
-    <w:lsdException w:name="Table Columns 2" w:semiHidden="1" w:unhideWhenUsed="1"/>
-    <w:lsdException w:name="Table Columns 3" w:semiHidden="1" w:unhideWhenUsed="1"/>
-    <w:lsdException w:name="Table Columns 4" w:semiHidden="1" w:unhideWhenUsed="1"/>
-    <w:lsdException w:name="Table Columns 5" w:semiHidden="1" w:unhideWhenUsed="1"/>
-    <w:lsdException w:name="Table Grid 1" w:semiHidden="1" w:unhideWhenUsed="1"/>
-    <w:lsdException w:name="Table Grid 2" w:semiHidden="1" w:unhideWhenUsed="1"/>
-    <w:lsdException w:name="Table Grid 3" w:semiHidden="1" w:unhideWhenUsed="1"/>
-    <w:lsdException w:name="Table Grid 4" w:semiHidden="1" w:unhideWhenUsed="1"/>
-    <w:lsdException w:name="Table Grid 5" w:semiHidden="1" w:unhideWhenUsed="1"/>
-    <w:lsdException w:name="Table Grid 6" w:semiHidden="1" w:unhideWhenUsed="1"/>
-    <w:lsdException w:name="Table Grid 7" w:semiHidden="1" w:unhideWhenUsed="1"/>
-    <w:lsdException w:name="Table Grid 8" w:semiHidden="1" w:unhideWhenUsed="1"/>
-    <w:lsdException w:name="Table List 1" w:semiHidden="1" w:unhideWhenUsed="1"/>
-    <w:lsdException w:name="Table List 2" w:semiHidden="1" w:unhideWhenUsed="1"/>
-    <w:lsdException w:name="Table List 3" w:semiHidden="1" w:unhideWhenUsed="1"/>
-    <w:lsdException w:name="Table List 4" w:semiHidden="1" w:unhideWhenUsed="1"/>
-    <w:lsdException w:name="Table List 5" w:semiHidden="1" w:unhideWhenUsed="1"/>
-    <w:lsdException w:name="Table List 6" w:semiHidden="1" w:unhideWhenUsed="1"/>
-    <w:lsdException w:name="Table List 7" w:semiHidden="1" w:unhideWhenUsed="1"/>
-    <w:lsdException w:name="Table List 8" w:semiHidden="1" w:unhideWhenUsed="1"/>
-    <w:lsdException w:name="Table 3D effects 1" w:semiHidden="1" w:unhideWhenUsed="1"/>
-    <w:lsdException w:name="Table 3D effects 2" w:semiHidden="1" w:unhideWhenUsed="1"/>
-    <w:lsdException w:name="Table 3D effects 3" w:semiHidden="1" w:unhideWhenUsed="1"/>
-    <w:lsdException w:name="Table Contemporary" w:semiHidden="1" w:unhideWhenUsed="1"/>
-    <w:lsdException w:name="Table Elegant" w:semiHidden="1" w:unhideWhenUsed="1"/>
-    <w:lsdException w:name="Table Professional" w:semiHidden="1" w:unhideWhenUsed="1"/>
-    <w:lsdException w:name="Table Subtle 1" w:semiHidden="1" w:unhideWhenUsed="1"/>
-    <w:lsdException w:name="Table Subtle 2" w:semiHidden="1" w:unhideWhenUsed="1"/>
-    <w:lsdException w:name="Table Web 1" w:semiHidden="1" w:unhideWhenUsed="1"/>
-    <w:lsdException w:name="Table Web 2" w:semiHidden="1" w:unhideWhenUsed="1"/>
-    <w:lsdException w:name="Table Web 3" w:semiHidden="1" w:unhideWhenUsed="1"/>
-    <w:lsdException w:name="Balloon Text" w:semiHidden="1" w:unhideWhenUsed="1"/>
-    <w:lsdException w:name="Table Grid" w:uiPriority="39"/>
-    <w:lsdException w:name="Table Theme" w:semiHidden="1" w:unhideWhenUsed="1"/>
-    <w:lsdException w:name="Placeholder Text" w:semiHidden="1"/>
-    <w:lsdException w:name="No Spacing" w:uiPriority="1" w:qFormat="1"/>
-    <w:lsdException w:name="Light Shading" w:uiPriority="60"/>
-    <w:lsdException w:name="Light List" w:uiPriority="61"/>
-    <w:lsdException w:name="Light Grid" w:uiPriority="62"/>
-    <w:lsdException w:name="Medium Shading 1" w:uiPriority="63"/>
-    <w:lsdException w:name="Medium Shading 2" w:uiPriority="64"/>
-    <w:lsdException w:name="Medium List 1" w:uiPriority="65"/>
-    <w:lsdException w:name="Medium List 2" w:uiPriority="66"/>
-    <w:lsdException w:name="Medium Grid 1" w:uiPriority="67"/>
-    <w:lsdException w:name="Medium Grid 2" w:uiPriority="68"/>
-    <w:lsdException w:name="Medium Grid 3" w:uiPriority="69"/>
-    <w:lsdException w:name="Dark List" w:uiPriority="70"/>
-    <w:lsdException w:name="Colorful Shading" w:uiPriority="71"/>
-    <w:lsdException w:name="Colorful List" w:uiPriority="72"/>
-    <w:lsdException w:name="Colorful Grid" w:uiPriority="73"/>
-    <w:lsdException w:name="Light Shading Accent 1" w:uiPriority="60"/>
-    <w:lsdException w:name="Light List Accent 1" w:uiPriority="61"/>
-    <w:lsdException w:name="Light Grid Accent 1" w:uiPriority="62"/>
-    <w:lsdException w:name="Medium Shading 1 Accent 1" w:uiPriority="63"/>
-    <w:lsdException w:name="Medium Shading 2 Accent 1" w:uiPriority="64"/>
-    <w:lsdException w:name="Medium List 1 Accent 1" w:uiPriority="65"/>
-    <w:lsdException w:name="Revision" w:semiHidden="1"/>
-    <w:lsdException w:name="List Paragraph" w:uiPriority="34" w:qFormat="1"/>
-    <w:lsdException w:name="Quote" w:uiPriority="29" w:qFormat="1"/>
-    <w:lsdException w:name="Intense Quote" w:uiPriority="30" w:qFormat="1"/>
-    <w:lsdException w:name="Medium List 2 Accent 1" w:uiPriority="66"/>
-    <w:lsdException w:name="Medium Grid 1 Accent 1" w:uiPriority="67"/>
-    <w:lsdException w:name="Medium Grid 2 Accent 1" w:uiPriority="68"/>
-    <w:lsdException w:name="Medium Grid 3 Accent 1" w:uiPriority="69"/>
-    <w:lsdException w:name="Dark List Accent 1" w:uiPriority="70"/>
-    <w:lsdException w:name="Colorful Shading Accent 1" w:uiPriority="71"/>
-    <w:lsdException w:name="Colorful List Accent 1" w:uiPriority="72"/>
-    <w:lsdException w:name="Colorful Grid Accent 1" w:uiPriority="73"/>
-    <w:lsdException w:name="Light Shading Accent 2" w:uiPriority="60"/>
-    <w:lsdException w:name="Light List Accent 2" w:uiPriority="61"/>
-    <w:lsdException w:name="Light Grid Accent 2" w:uiPriority="62"/>
-    <w:lsdException w:name="Medium Shading 1 Accent 2" w:uiPriority="63"/>
-    <w:lsdException w:name="Medium Shading 2 Accent 2" w:uiPriority="64"/>
-    <w:lsdException w:name="Medium List 1 Accent 2" w:uiPriority="65"/>
-    <w:lsdException w:name="Medium List 2 Accent 2" w:uiPriority="66"/>
-    <w:lsdException w:name="Medium Grid 1 Accent 2" w:uiPriority="67"/>
-    <w:lsdException w:name="Medium Grid 2 Accent 2" w:uiPriority="68"/>
-    <w:lsdException w:name="Medium Grid 3 Accent 2" w:uiPriority="69"/>
-    <w:lsdException w:name="Dark List Accent 2" w:uiPriority="70"/>
-    <w:lsdException w:name="Colorful Shading Accent 2" w:uiPriority="71"/>
-    <w:lsdException w:name="Colorful List Accent 2" w:uiPriority="72"/>
-    <w:lsdException w:name="Colorful Grid Accent 2" w:uiPriority="73"/>
-    <w:lsdException w:name="Light Shading Accent 3" w:uiPriority="60"/>
-    <w:lsdException w:name="Light List Accent 3" w:uiPriority="61"/>
-    <w:lsdException w:name="Light Grid Accent 3" w:uiPriority="62"/>
-    <w:lsdException w:name="Medium Shading 1 Accent 3" w:uiPriority="63"/>
-    <w:lsdException w:name="Medium Shading 2 Accent 3" w:uiPriority="64"/>
-    <w:lsdException w:name="Medium List 1 Accent 3" w:uiPriority="65"/>
-    <w:lsdException w:name="Medium List 2 Accent 3" w:uiPriority="66"/>
-    <w:lsdException w:name="Medium Grid 1 Accent 3" w:uiPriority="67"/>
-    <w:lsdException w:name="Medium Grid 2 Accent 3" w:uiPriority="68"/>
-    <w:lsdException w:name="Medium Grid 3 Accent 3" w:uiPriority="69"/>
-    <w:lsdException w:name="Dark List Accent 3" w:uiPriority="70"/>
-    <w:lsdException w:name="Colorful Shading Accent 3" w:uiPriority="71"/>
-    <w:lsdException w:name="Colorful List Accent 3" w:uiPriority="72"/>
-    <w:lsdException w:name="Colorful Grid Accent 3" w:uiPriority="73"/>
-    <w:lsdException w:name="Light Shading Accent 4" w:uiPriority="60"/>
-    <w:lsdException w:name="Light List Accent 4" w:uiPriority="61"/>
-    <w:lsdException w:name="Light Grid Accent 4" w:uiPriority="62"/>
-    <w:lsdException w:name="Medium Shading 1 Accent 4" w:uiPriority="63"/>
-    <w:lsdException w:name="Medium Shading 2 Accent 4" w:uiPriority="64"/>
-    <w:lsdException w:name="Medium List 1 Accent 4" w:uiPriority="65"/>
-    <w:lsdException w:name="Medium List 2 Accent 4" w:uiPriority="66"/>
-    <w:lsdException w:name="Medium Grid 1 Accent 4" w:uiPriority="67"/>
-    <w:lsdException w:name="Medium Grid 2 Accent 4" w:uiPriority="68"/>
-    <w:lsdException w:name="Medium Grid 3 Accent 4" w:uiPriority="69"/>
-    <w:lsdException w:name="Dark List Accent 4" w:uiPriority="70"/>
-    <w:lsdException w:name="Colorful Shading Accent 4" w:uiPriority="71"/>
-    <w:lsdException w:name="Colorful List Accent 4" w:uiPriority="72"/>
-    <w:lsdException w:name="Colorful Grid Accent 4" w:uiPriority="73"/>
-    <w:lsdException w:name="Light Shading Accent 5" w:uiPriority="60"/>
-    <w:lsdException w:name="Light List Accent 5" w:uiPriority="61"/>
-    <w:lsdException w:name="Light Grid Accent 5" w:uiPriority="62"/>
-    <w:lsdException w:name="Medium Shading 1 Accent 5" w:uiPriority="63"/>
-    <w:lsdException w:name="Medium Shading 2 Accent 5" w:uiPriority="64"/>
-    <w:lsdException w:name="Medium List 1 Accent 5" w:uiPriority="65"/>
-    <w:lsdException w:name="Medium List 2 Accent 5" w:uiPriority="66"/>
-    <w:lsdException w:name="Medium Grid 1 Accent 5" w:uiPriority="67"/>
-    <w:lsdException w:name="Medium Grid 2 Accent 5" w:uiPriority="68"/>
-    <w:lsdException w:name="Medium Grid 3 Accent 5" w:uiPriority="69"/>
-    <w:lsdException w:name="Dark List Accent 5" w:uiPriority="70"/>
-    <w:lsdException w:name="Colorful Shading Accent 5" w:uiPriority="71"/>
-    <w:lsdException w:name="Colorful List Accent 5" w:uiPriority="72"/>
-    <w:lsdException w:name="Colorful Grid Accent 5" w:uiPriority="73"/>
-    <w:lsdException w:name="Light Shading Accent 6" w:uiPriority="60"/>
-    <w:lsdException w:name="Light List Accent 6" w:uiPriority="61"/>
-    <w:lsdException w:name="Light Grid Accent 6" w:uiPriority="62"/>
-    <w:lsdException w:name="Medium Shading 1 Accent 6" w:uiPriority="63"/>
-    <w:lsdException w:name="Medium Shading 2 Accent 6" w:uiPriority="64"/>
-    <w:lsdException w:name="Medium List 1 Accent 6" w:uiPriority="65"/>
-    <w:lsdException w:name="Medium List 2 Accent 6" w:uiPriority="66"/>
-    <w:lsdException w:name="Medium Grid 1 Accent 6" w:uiPriority="67"/>
-    <w:lsdException w:name="Medium Grid 2 Accent 6" w:uiPriority="68"/>
-    <w:lsdException w:name="Medium Grid 3 Accent 6" w:uiPriority="69"/>
-    <w:lsdException w:name="Dark List Accent 6" w:uiPriority="70"/>
-    <w:lsdException w:name="Colorful Shading Accent 6" w:uiPriority="71"/>
-    <w:lsdException w:name="Colorful List Accent 6" w:uiPriority="72"/>
-    <w:lsdException w:name="Colorful Grid Accent 6" w:uiPriority="73"/>
-    <w:lsdException w:name="Subtle Emphasis" w:uiPriority="19" w:qFormat="1"/>
-    <w:lsdException w:name="Intense Emphasis" w:uiPriority="21" w:qFormat="1"/>
-    <w:lsdException w:name="Subtle Reference" w:uiPriority="31" w:qFormat="1"/>
-    <w:lsdException w:name="Intense Reference" w:uiPriority="32" w:qFormat="1"/>
-    <w:lsdException w:name="Book Title" w:uiPriority="33" w:qFormat="1"/>
-    <w:lsdException w:name="Bibliography" w:semiHidden="1" w:uiPriority="37" w:unhideWhenUsed="1"/>
-    <w:lsdException w:name="TOC Heading" w:semiHidden="1" w:uiPriority="39" w:unhideWhenUsed="1" w:qFormat="1"/>
-    <w:lsdException w:name="Plain Table 1" w:uiPriority="41"/>
-    <w:lsdException w:name="Plain Table 2" w:uiPriority="42"/>
-    <w:lsdException w:name="Plain Table 3" w:uiPriority="43"/>
-    <w:lsdException w:name="Plain Table 4" w:uiPriority="44"/>
-    <w:lsdException w:name="Plain Table 5" w:uiPriority="45"/>
-    <w:lsdException w:name="Grid Table Light" w:uiPriority="40"/>
-    <w:lsdException w:name="Grid Table 1 Light" w:uiPriority="46"/>
-    <w:lsdException w:name="Grid Table 2" w:uiPriority="47"/>
-    <w:lsdException w:name="Grid Table 3" w:uiPriority="48"/>
-    <w:lsdException w:name="Grid Table 4" w:uiPriority="49"/>
-    <w:lsdException w:name="Grid Table 5 Dark" w:uiPriority="50"/>
-    <w:lsdException w:name="Grid Table 6 Colorful" w:uiPriority="51"/>
-    <w:lsdException w:name="Grid Table 7 Colorful" w:uiPriority="52"/>
-    <w:lsdException w:name="Grid Table 1 Light Accent 1" w:uiPriority="46"/>
-    <w:lsdException w:name="Grid Table 2 Accent 1" w:uiPriority="47"/>
-    <w:lsdException w:name="Grid Table 3 Accent 1" w:uiPriority="48"/>
-    <w:lsdException w:name="Grid Table 4 Accent 1" w:uiPriority="49"/>
-    <w:lsdException w:name="Grid Table 5 Dark Accent 1" w:uiPriority="50"/>
-    <w:lsdException w:name="Grid Table 6 Colorful Accent 1" w:uiPriority="51"/>
-    <w:lsdException w:name="Grid Table 7 Colorful Accent 1" w:uiPriority="52"/>
-    <w:lsdException w:name="Grid Table 1 Light Accent 2" w:uiPriority="46"/>
-    <w:lsdException w:name="Grid Table 2 Accent 2" w:uiPriority="47"/>
-    <w:lsdException w:name="Grid Table 3 Accent 2" w:uiPriority="48"/>
-    <w:lsdException w:name="Grid Table 4 Accent 2" w:uiPriority="49"/>
-    <w:lsdException w:name="Grid Table 5 Dark Accent 2" w:uiPriority="50"/>
-    <w:lsdException w:name="Grid Table 6 Colorful Accent 2" w:uiPriority="51"/>
-    <w:lsdException w:name="Grid Table 7 Colorful Accent 2" w:uiPriority="52"/>
-    <w:lsdException w:name="Grid Table 1 Light Accent 3" w:uiPriority="46"/>
-    <w:lsdException w:name="Grid Table 2 Accent 3" w:uiPriority="47"/>
-    <w:lsdException w:name="Grid Table 3 Accent 3" w:uiPriority="48"/>
-    <w:lsdException w:name="Grid Table 4 Accent 3" w:uiPriority="49"/>
-    <w:lsdException w:name="Grid Table 5 Dark Accent 3" w:uiPriority="50"/>
-    <w:lsdException w:name="Grid Table 6 Colorful Accent 3" w:uiPriority="51"/>
-    <w:lsdException w:name="Grid Table 7 Colorful Accent 3" w:uiPriority="52"/>
-    <w:lsdException w:name="Grid Table 1 Light Accent 4" w:uiPriority="46"/>
-    <w:lsdException w:name="Grid Table 2 Accent 4" w:uiPriority="47"/>
-    <w:lsdException w:name="Grid Table 3 Accent 4" w:uiPriority="48"/>
-    <w:lsdException w:name="Grid Table 4 Accent 4" w:uiPriority="49"/>
-    <w:lsdException w:name="Grid Table 5 Dark Accent 4" w:uiPriority="50"/>
-    <w:lsdException w:name="Grid Table 6 Colorful Accent 4" w:uiPriority="51"/>
-    <w:lsdException w:name="Grid Table 7 Colorful Accent 4" w:uiPriority="52"/>
-    <w:lsdException w:name="Grid Table 1 Light Accent 5" w:uiPriority="46"/>
-    <w:lsdException w:name="Grid Table 2 Accent 5" w:uiPriority="47"/>
-    <w:lsdException w:name="Grid Table 3 Accent 5" w:uiPriority="48"/>
-    <w:lsdException w:name="Grid Table 4 Accent 5" w:uiPriority="49"/>
-    <w:lsdException w:name="Grid Table 5 Dark Accent 5" w:uiPriority="50"/>
-    <w:lsdException w:name="Grid Table 6 Colorful Accent 5" w:uiPriority="51"/>
-    <w:lsdException w:name="Grid Table 7 Colorful Accent 5" w:uiPriority="52"/>
-    <w:lsdException w:name="Grid Table 1 Light Accent 6" w:uiPriority="46"/>
-    <w:lsdException w:name="Grid Table 2 Accent 6" w:uiPriority="47"/>
-    <w:lsdException w:name="Grid Table 3 Accent 6" w:uiPriority="48"/>
-    <w:lsdException w:name="Grid Table 4 Accent 6" w:uiPriority="49"/>
-    <w:lsdException w:name="Grid Table 5 Dark Accent 6" w:uiPriority="50"/>
-    <w:lsdException w:name="Grid Table 6 Colorful Accent 6" w:uiPriority="51"/>
-    <w:lsdException w:name="Grid Table 7 Colorful Accent 6" w:uiPriority="52"/>
-    <w:lsdException w:name="List Table 1 Light" w:uiPriority="46"/>
-    <w:lsdException w:name="List Table 2" w:uiPriority="47"/>
-    <w:lsdException w:name="List Table 3" w:uiPriority="48"/>
-    <w:lsdException w:name="List Table 4" w:uiPriority="49"/>
-    <w:lsdException w:name="List Table 5 Dark" w:uiPriority="50"/>
-    <w:lsdException w:name="List Table 6 Colorful" w:uiPriority="51"/>
-    <w:lsdException w:name="List Table 7 Colorful" w:uiPriority="52"/>
-    <w:lsdException w:name="List Table 1 Light Accent 1" w:uiPriority="46"/>
-    <w:lsdException w:name="List Table 2 Accent 1" w:uiPriority="47"/>
-    <w:lsdException w:name="List Table 3 Accent 1" w:uiPriority="48"/>
-    <w:lsdException w:name="List Table 4 Accent 1" w:uiPriority="49"/>
-    <w:lsdException w:name="List Table 5 Dark Accent 1" w:uiPriority="50"/>
-    <w:lsdException w:name="List Table 6 Colorful Accent 1" w:uiPriority="51"/>
-    <w:lsdException w:name="List Table 7 Colorful Accent 1" w:uiPriority="52"/>
-    <w:lsdException w:name="List Table 1 Light Accent 2" w:uiPriority="46"/>
-    <w:lsdException w:name="List Table 2 Accent 2" w:uiPriority="47"/>
-    <w:lsdException w:name="List Table 3 Accent 2" w:uiPriority="48"/>
-    <w:lsdException w:name="List Table 4 Accent 2" w:uiPriority="49"/>
-    <w:lsdException w:name="List Table 5 Dark Accent 2" w:uiPriority="50"/>
-    <w:lsdException w:name="List Table 6 Colorful Accent 2" w:uiPriority="51"/>
-    <w:lsdException w:name="List Table 7 Colorful Accent 2" w:uiPriority="52"/>
-    <w:lsdException w:name="List Table 1 Light Accent 3" w:uiPriority="46"/>
-    <w:lsdException w:name="List Table 2 Accent 3" w:uiPriority="47"/>
-    <w:lsdException w:name="List Table 3 Accent 3" w:uiPriority="48"/>
-    <w:lsdException w:name="List Table 4 Accent 3" w:uiPriority="49"/>
-    <w:lsdException w:name="List Table 5 Dark Accent 3" w:uiPriority="50"/>
-    <w:lsdException w:name="List Table 6 Colorful Accent 3" w:uiPriority="51"/>
-    <w:lsdException w:name="List Table 7 Colorful Accent 3" w:uiPriority="52"/>
-    <w:lsdException w:name="List Table 1 Light Accent 4" w:uiPriority="46"/>
-    <w:lsdException w:name="List Table 2 Accent 4" w:uiPriority="47"/>
-    <w:lsdException w:name="List Table 3 Accent 4" w:uiPriority="48"/>
-    <w:lsdException w:name="List Table 4 Accent 4" w:uiPriority="49"/>
-    <w:lsdException w:name="List Table 5 Dark Accent 4" w:uiPriority="50"/>
-    <w:lsdException w:name="List Table 6 Colorful Accent 4" w:uiPriority="51"/>
-    <w:lsdException w:name="List Table 7 Colorful Accent 4" w:uiPriority="52"/>
-    <w:lsdException w:name="List Table 1 Light Accent 5" w:uiPriority="46"/>
-    <w:lsdException w:name="List Table 2 Accent 5" w:uiPriority="47"/>
-    <w:lsdException w:name="List Table 3 Accent 5" w:uiPriority="48"/>
-    <w:lsdException w:name="List Table 4 Accent 5" w:uiPriority="49"/>
-    <w:lsdException w:name="List Table 5 Dark Accent 5" w:uiPriority="50"/>
-    <w:lsdException w:name="List Table 6 Colorful Accent 5" w:uiPriority="51"/>
-    <w:lsdException w:name="List Table 7 Colorful Accent 5" w:uiPriority="52"/>
-    <w:lsdException w:name="List Table 1 Light Accent 6" w:uiPriority="46"/>
-    <w:lsdException w:name="List Table 2 Accent 6" w:uiPriority="47"/>
-    <w:lsdException w:name="List Table 3 Accent 6" w:uiPriority="48"/>
-    <w:lsdException w:name="List Table 4 Accent 6" w:uiPriority="49"/>
-    <w:lsdException w:name="List Table 5 Dark Accent 6" w:uiPriority="50"/>
-    <w:lsdException w:name="List Table 6 Colorful Accent 6" w:uiPriority="51"/>
-    <w:lsdException w:name="List Table 7 Colorful Accent 6" w:uiPriority="52"/>
-    <w:lsdException w:name="Mention" w:semiHidden="1" w:unhideWhenUsed="1"/>
-    <w:lsdException w:name="Smart Hyperlink" w:semiHidden="1" w:unhideWhenUsed="1"/>
-    <w:lsdException w:name="Hashtag" w:semiHidden="1" w:unhideWhenUsed="1"/>
-    <w:lsdException w:name="Unresolved Mention" w:semiHidden="1" w:unhideWhenUsed="1"/>
-    <w:lsdException w:name="Smart Link" w:semiHidden="1" w:unhideWhenUsed="1"/>
-  </w:latentStyles>
-  <w:style w:type="paragraph" w:default="1" w:styleId="Normal">
-    <w:name w:val="Normal"/>
-    <w:qFormat/>
-    <w:rsid w:val="00497763"/>
-    <w:rPr>
-      <w:rFonts w:cs="Times New Roman"/>
-      <w:sz w:val="3276"/>
-      <w:szCs w:val="3276"/>
-    </w:rPr>
-  </w:style>
-  <w:style w:type="character" w:default="1" w:styleId="DefaultParagraphFont">
-    <w:name w:val="Default Paragraph Font"/>
-    <w:uiPriority w:val="1"/>
-    <w:semiHidden/>
-    <w:unhideWhenUsed/>
-  </w:style>
-  <w:style w:type="table" w:default="1" w:styleId="TableNormal">
-    <w:name w:val="Normal Table"/>
-    <w:uiPriority w:val="99"/>
-    <w:semiHidden/>
-    <w:unhideWhenUsed/>
-    <w:tblPr>
-      <w:tblInd w:w="0" w:type="dxa"/>
-      <w:tblCellMar>
-        <w:top w:w="0" w:type="dxa"/>
-        <w:left w:w="108" w:type="dxa"/>
-        <w:bottom w:w="0" w:type="dxa"/>
-        <w:right w:w="108" w:type="dxa"/>
-      </w:tblCellMar>
-    </w:tblPr>
-  </w:style>
-  <w:style w:type="numbering" w:default="1" w:styleId="NoList">
-    <w:name w:val="No List"/>
-    <w:uiPriority w:val="99"/>
-    <w:semiHidden/>
-    <w:unhideWhenUsed/>
-  </w:style>
-  <w:style w:type="character" w:styleId="PlaceholderText">
-    <w:name w:val="Placeholder Text"/>
-    <w:basedOn w:val="DefaultParagraphFont"/>
-    <w:uiPriority w:val="99"/>
-    <w:semiHidden/>
-    <w:rsid w:val="00A71E07"/>
-    <w:rPr>
-      <w:color w:val="808080"/>
-    </w:rPr>
-  </w:style>
-  <w:style w:type="paragraph" w:customStyle="1" w:styleId="7223261AE17D4152A703FFD299E35B4C">
-    <w:name w:val="7223261AE17D4152A703FFD299E35B4C"/>
-    <w:rsid w:val="00193CBB"/>
-  </w:style>
-  <w:style w:type="paragraph" w:customStyle="1" w:styleId="EA6639D1B42B4C8299DECA48D2F0AAF6">
-    <w:name w:val="EA6639D1B42B4C8299DECA48D2F0AAF6"/>
-    <w:rsid w:val="00A71E07"/>
-    <w:pPr>
-      <w:spacing w:after="0" w:line="240" w:lineRule="auto"/>
-      <w:jc w:val="center"/>
-    </w:pPr>
-    <w:rPr>
-      <w:rFonts w:eastAsiaTheme="minorHAnsi" w:cs="Times New Roman"/>
-      <w:sz w:val="20"/>
-      <w:szCs w:val="20"/>
-    </w:rPr>
-  </w:style>
-</w:styles>
-</file>
-
-<file path=word/glossary/webSettings2.xml><?xml version="1.0" encoding="utf-8"?>
-<w:webSettings xmlns:mc="http://schemas.openxmlformats.org/markup-compatibility/2006" xmlns:r="http://schemas.openxmlformats.org/officeDocument/2006/relationships" xmlns:w="http://schemas.openxmlformats.org/wordprocessingml/2006/main" xmlns:w14="http://schemas.microsoft.com/office/word/2010/wordml" xmlns:w15="http://schemas.microsoft.com/office/word/2012/wordml" xmlns:w16cex="http://schemas.microsoft.com/office/word/2018/wordml/cex" xmlns:w16cid="http://schemas.microsoft.com/office/word/2016/wordml/cid" xmlns:w16="http://schemas.microsoft.com/office/word/2018/wordml" xmlns:w16sdtdh="http://schemas.microsoft.com/office/word/2020/wordml/sdtdatahash" xmlns:w16se="http://schemas.microsoft.com/office/word/2015/wordml/symex" mc:Ignorable="w14 w15 w16se w16cid w16 w16cex w16sdtdh">
-  <w:optimizeForBrowser/>
-  <w:allowPNG/>
-</w:webSettings>
-</file>
-
 <file path=word/theme/theme11.xml><?xml version="1.0" encoding="utf-8"?>
 <a:theme xmlns:a="http://schemas.openxmlformats.org/drawingml/2006/main" name="Office Theme">
   <a:themeElements>
@@ -7500,345 +6890,4 @@
     </a:ext>
   </a:extLst>
 </a:theme>
-</file>
-
-<file path=customXml/item14.xml><?xml version="1.0" encoding="utf-8"?>
-<b:Sources xmlns:b="http://schemas.openxmlformats.org/officeDocument/2006/bibliography" xmlns="http://schemas.openxmlformats.org/officeDocument/2006/bibliography" SelectedStyle="\APASixthEditionOfficeOnline.xsl" StyleName="APA" Version="6"/>
-</file>
-
-<file path=customXml/item23.xml><?xml version="1.0" encoding="utf-8"?>
-<ct:contentTypeSchema xmlns:ct="http://schemas.microsoft.com/office/2006/metadata/contentType" xmlns:ma="http://schemas.microsoft.com/office/2006/metadata/properties/metaAttributes" ct:_="" ma:_="" ma:contentTypeName="Document" ma:contentTypeID="0x01010079F111ED35F8CC479449609E8A0923A6" ma:contentTypeVersion="24" ma:contentTypeDescription="Create a new document." ma:contentTypeScope="" ma:versionID="2d714a3296df14eba7a100bb665443ca">
-  <xsd:schema xmlns:xsd="http://www.w3.org/2001/XMLSchema" xmlns:xs="http://www.w3.org/2001/XMLSchema" xmlns:p="http://schemas.microsoft.com/office/2006/metadata/properties" xmlns:ns1="http://schemas.microsoft.com/sharepoint/v3" xmlns:ns2="71af3243-3dd4-4a8d-8c0d-dd76da1f02a5" xmlns:ns3="16c05727-aa75-4e4a-9b5f-8a80a1165891" xmlns:ns4="230e9df3-be65-4c73-a93b-d1236ebd677e" targetNamespace="http://schemas.microsoft.com/office/2006/metadata/properties" ma:root="true" ma:fieldsID="49549bf45bfbbfb6cffed527380e77e1" ns1:_="" ns2:_="" ns3:_="" ns4:_="">
-    <xsd:import namespace="http://schemas.microsoft.com/sharepoint/v3"/>
-    <xsd:import namespace="71af3243-3dd4-4a8d-8c0d-dd76da1f02a5"/>
-    <xsd:import namespace="16c05727-aa75-4e4a-9b5f-8a80a1165891"/>
-    <xsd:import namespace="230e9df3-be65-4c73-a93b-d1236ebd677e"/>
-    <xsd:element name="properties">
-      <xsd:complexType>
-        <xsd:sequence>
-          <xsd:element name="documentManagement">
-            <xsd:complexType>
-              <xsd:all>
-                <xsd:element ref="ns2:Status" minOccurs="0"/>
-                <xsd:element ref="ns2:Image" minOccurs="0"/>
-                <xsd:element ref="ns2:MediaServiceMetadata" minOccurs="0"/>
-                <xsd:element ref="ns2:MediaServiceFastMetadata" minOccurs="0"/>
-                <xsd:element ref="ns2:MediaServiceOCR" minOccurs="0"/>
-                <xsd:element ref="ns2:MediaServiceAutoTags" minOccurs="0"/>
-                <xsd:element ref="ns2:MediaServiceEventHashCode" minOccurs="0"/>
-                <xsd:element ref="ns2:MediaServiceGenerationTime" minOccurs="0"/>
-                <xsd:element ref="ns3:SharedWithUsers" minOccurs="0"/>
-                <xsd:element ref="ns3:SharedWithDetails" minOccurs="0"/>
-                <xsd:element ref="ns2:MediaServiceAutoKeyPoints" minOccurs="0"/>
-                <xsd:element ref="ns2:MediaServiceKeyPoints" minOccurs="0"/>
-                <xsd:element ref="ns2:MediaServiceDateTaken" minOccurs="0"/>
-                <xsd:element ref="ns1:_ip_UnifiedCompliancePolicyProperties" minOccurs="0"/>
-                <xsd:element ref="ns1:_ip_UnifiedCompliancePolicyUIAction" minOccurs="0"/>
-                <xsd:element ref="ns4:TaxCatchAll" minOccurs="0"/>
-                <xsd:element ref="ns2:ImageTagsTaxHTField" minOccurs="0"/>
-                <xsd:element ref="ns2:MediaServiceLocation" minOccurs="0"/>
-                <xsd:element ref="ns2:MediaLengthInSeconds" minOccurs="0"/>
-                <xsd:element ref="ns2:Background" minOccurs="0"/>
-              </xsd:all>
-            </xsd:complexType>
-          </xsd:element>
-        </xsd:sequence>
-      </xsd:complexType>
-    </xsd:element>
-  </xsd:schema>
-  <xsd:schema xmlns:xsd="http://www.w3.org/2001/XMLSchema" xmlns:xs="http://www.w3.org/2001/XMLSchema" xmlns:dms="http://schemas.microsoft.com/office/2006/documentManagement/types" xmlns:pc="http://schemas.microsoft.com/office/infopath/2007/PartnerControls" targetNamespace="http://schemas.microsoft.com/sharepoint/v3" elementFormDefault="qualified">
-    <xsd:import namespace="http://schemas.microsoft.com/office/2006/documentManagement/types"/>
-    <xsd:import namespace="http://schemas.microsoft.com/office/infopath/2007/PartnerControls"/>
-    <xsd:element name="_ip_UnifiedCompliancePolicyProperties" ma:index="20" nillable="true" ma:displayName="Unified Compliance Policy Properties" ma:hidden="true" ma:internalName="_ip_UnifiedCompliancePolicyProperties" ma:readOnly="false">
-      <xsd:simpleType>
-        <xsd:restriction base="dms:Note"/>
-      </xsd:simpleType>
-    </xsd:element>
-    <xsd:element name="_ip_UnifiedCompliancePolicyUIAction" ma:index="21" nillable="true" ma:displayName="Unified Compliance Policy UI Action" ma:hidden="true" ma:internalName="_ip_UnifiedCompliancePolicyUIAction" ma:readOnly="false">
-      <xsd:simpleType>
-        <xsd:restriction base="dms:Text"/>
-      </xsd:simpleType>
-    </xsd:element>
-  </xsd:schema>
-  <xsd:schema xmlns:xsd="http://www.w3.org/2001/XMLSchema" xmlns:xs="http://www.w3.org/2001/XMLSchema" xmlns:dms="http://schemas.microsoft.com/office/2006/documentManagement/types" xmlns:pc="http://schemas.microsoft.com/office/infopath/2007/PartnerControls" targetNamespace="71af3243-3dd4-4a8d-8c0d-dd76da1f02a5" elementFormDefault="qualified">
-    <xsd:import namespace="http://schemas.microsoft.com/office/2006/documentManagement/types"/>
-    <xsd:import namespace="http://schemas.microsoft.com/office/infopath/2007/PartnerControls"/>
-    <xsd:element name="Status" ma:index="2" nillable="true" ma:displayName="Status" ma:default="Not started" ma:format="Dropdown" ma:internalName="Status" ma:readOnly="false">
-      <xsd:simpleType>
-        <xsd:restriction base="dms:Choice">
-          <xsd:enumeration value="Not started"/>
-          <xsd:enumeration value="In Progress"/>
-          <xsd:enumeration value="Completed"/>
-        </xsd:restriction>
-      </xsd:simpleType>
-    </xsd:element>
-    <xsd:element name="Image" ma:index="3" nillable="true" ma:displayName="Image" ma:format="Image" ma:internalName="Image" ma:readOnly="false">
-      <xsd:complexType>
-        <xsd:complexContent>
-          <xsd:extension base="dms:URL">
-            <xsd:sequence>
-              <xsd:element name="Url" type="dms:ValidUrl" minOccurs="0" nillable="true"/>
-              <xsd:element name="Description" type="xsd:string" nillable="true"/>
-            </xsd:sequence>
-          </xsd:extension>
-        </xsd:complexContent>
-      </xsd:complexType>
-    </xsd:element>
-    <xsd:element name="MediaServiceMetadata" ma:index="8" nillable="true" ma:displayName="MediaServiceMetadata" ma:hidden="true" ma:internalName="MediaServiceMetadata" ma:readOnly="true">
-      <xsd:simpleType>
-        <xsd:restriction base="dms:Note"/>
-      </xsd:simpleType>
-    </xsd:element>
-    <xsd:element name="MediaServiceFastMetadata" ma:index="9" nillable="true" ma:displayName="MediaServiceFastMetadata" ma:hidden="true" ma:internalName="MediaServiceFastMetadata" ma:readOnly="true">
-      <xsd:simpleType>
-        <xsd:restriction base="dms:Note"/>
-      </xsd:simpleType>
-    </xsd:element>
-    <xsd:element name="MediaServiceOCR" ma:index="10" nillable="true" ma:displayName="MediaServiceOCR" ma:hidden="true" ma:internalName="MediaServiceOCR" ma:readOnly="true">
-      <xsd:simpleType>
-        <xsd:restriction base="dms:Note"/>
-      </xsd:simpleType>
-    </xsd:element>
-    <xsd:element name="MediaServiceAutoTags" ma:index="11" nillable="true" ma:displayName="MediaServiceAutoTags" ma:hidden="true" ma:internalName="MediaServiceAutoTags" ma:readOnly="true">
-      <xsd:simpleType>
-        <xsd:restriction base="dms:Text"/>
-      </xsd:simpleType>
-    </xsd:element>
-    <xsd:element name="MediaServiceEventHashCode" ma:index="12" nillable="true" ma:displayName="MediaServiceEventHashCode" ma:hidden="true" ma:internalName="MediaServiceEventHashCode" ma:readOnly="true">
-      <xsd:simpleType>
-        <xsd:restriction base="dms:Text"/>
-      </xsd:simpleType>
-    </xsd:element>
-    <xsd:element name="MediaServiceGenerationTime" ma:index="13" nillable="true" ma:displayName="MediaServiceGenerationTime" ma:hidden="true" ma:internalName="MediaServiceGenerationTime" ma:readOnly="true">
-      <xsd:simpleType>
-        <xsd:restriction base="dms:Text"/>
-      </xsd:simpleType>
-    </xsd:element>
-    <xsd:element name="MediaServiceAutoKeyPoints" ma:index="16" nillable="true" ma:displayName="MediaServiceAutoKeyPoints" ma:hidden="true" ma:internalName="MediaServiceAutoKeyPoints" ma:readOnly="true">
-      <xsd:simpleType>
-        <xsd:restriction base="dms:Note"/>
-      </xsd:simpleType>
-    </xsd:element>
-    <xsd:element name="MediaServiceKeyPoints" ma:index="17" nillable="true" ma:displayName="KeyPoints" ma:hidden="true" ma:internalName="MediaServiceKeyPoints" ma:readOnly="false">
-      <xsd:simpleType>
-        <xsd:restriction base="dms:Note"/>
-      </xsd:simpleType>
-    </xsd:element>
-    <xsd:element name="MediaServiceDateTaken" ma:index="18" nillable="true" ma:displayName="MediaServiceDateTaken" ma:hidden="true" ma:internalName="MediaServiceDateTaken" ma:readOnly="true">
-      <xsd:simpleType>
-        <xsd:restriction base="dms:Text"/>
-      </xsd:simpleType>
-    </xsd:element>
-    <xsd:element name="ImageTagsTaxHTField" ma:index="25" nillable="true" ma:taxonomy="true" ma:internalName="ImageTagsTaxHTField" ma:taxonomyFieldName="MediaServiceImageTags" ma:displayName="Image Tags" ma:readOnly="false" ma:fieldId="{5cf76f15-5ced-4ddc-b409-7134ff3c332f}" ma:taxonomyMulti="true" ma:sspId="e385fb40-52d4-4fae-9c5b-3e8ff8a5878e" ma:termSetId="09814cd3-568e-fe90-9814-8d621ff8fb84" ma:anchorId="fba54fb3-c3e1-fe81-a776-ca4b69148c4d" ma:open="true" ma:isKeyword="false">
-      <xsd:complexType>
-        <xsd:sequence>
-          <xsd:element ref="pc:Terms" minOccurs="0" maxOccurs="1"/>
-        </xsd:sequence>
-      </xsd:complexType>
-    </xsd:element>
-    <xsd:element name="MediaServiceLocation" ma:index="26" nillable="true" ma:displayName="Location" ma:hidden="true" ma:internalName="MediaServiceLocation" ma:readOnly="true">
-      <xsd:simpleType>
-        <xsd:restriction base="dms:Text"/>
-      </xsd:simpleType>
-    </xsd:element>
-    <xsd:element name="MediaLengthInSeconds" ma:index="27" nillable="true" ma:displayName="MediaLengthInSeconds" ma:hidden="true" ma:internalName="MediaLengthInSeconds" ma:readOnly="true">
-      <xsd:simpleType>
-        <xsd:restriction base="dms:Unknown"/>
-      </xsd:simpleType>
-    </xsd:element>
-    <xsd:element name="Background" ma:index="28" nillable="true" ma:displayName="Background" ma:default="0" ma:format="Dropdown" ma:internalName="Background">
-      <xsd:simpleType>
-        <xsd:restriction base="dms:Boolean"/>
-      </xsd:simpleType>
-    </xsd:element>
-  </xsd:schema>
-  <xsd:schema xmlns:xsd="http://www.w3.org/2001/XMLSchema" xmlns:xs="http://www.w3.org/2001/XMLSchema" xmlns:dms="http://schemas.microsoft.com/office/2006/documentManagement/types" xmlns:pc="http://schemas.microsoft.com/office/infopath/2007/PartnerControls" targetNamespace="16c05727-aa75-4e4a-9b5f-8a80a1165891" elementFormDefault="qualified">
-    <xsd:import namespace="http://schemas.microsoft.com/office/2006/documentManagement/types"/>
-    <xsd:import namespace="http://schemas.microsoft.com/office/infopath/2007/PartnerControls"/>
-    <xsd:element name="SharedWithUsers" ma:index="14" nillable="true" ma:displayName="Shared With" ma:hidden="true" ma:internalName="SharedWithUsers" ma:readOnly="true">
-      <xsd:complexType>
-        <xsd:complexContent>
-          <xsd:extension base="dms:UserMulti">
-            <xsd:sequence>
-              <xsd:element name="UserInfo" minOccurs="0" maxOccurs="unbounded">
-                <xsd:complexType>
-                  <xsd:sequence>
-                    <xsd:element name="DisplayName" type="xsd:string" minOccurs="0"/>
-                    <xsd:element name="AccountId" type="dms:UserId" minOccurs="0" nillable="true"/>
-                    <xsd:element name="AccountType" type="xsd:string" minOccurs="0"/>
-                  </xsd:sequence>
-                </xsd:complexType>
-              </xsd:element>
-            </xsd:sequence>
-          </xsd:extension>
-        </xsd:complexContent>
-      </xsd:complexType>
-    </xsd:element>
-    <xsd:element name="SharedWithDetails" ma:index="15" nillable="true" ma:displayName="Shared With Details" ma:hidden="true" ma:internalName="SharedWithDetails" ma:readOnly="true">
-      <xsd:simpleType>
-        <xsd:restriction base="dms:Note"/>
-      </xsd:simpleType>
-    </xsd:element>
-  </xsd:schema>
-  <xsd:schema xmlns:xsd="http://www.w3.org/2001/XMLSchema" xmlns:xs="http://www.w3.org/2001/XMLSchema" xmlns:dms="http://schemas.microsoft.com/office/2006/documentManagement/types" xmlns:pc="http://schemas.microsoft.com/office/infopath/2007/PartnerControls" targetNamespace="230e9df3-be65-4c73-a93b-d1236ebd677e" elementFormDefault="qualified">
-    <xsd:import namespace="http://schemas.microsoft.com/office/2006/documentManagement/types"/>
-    <xsd:import namespace="http://schemas.microsoft.com/office/infopath/2007/PartnerControls"/>
-    <xsd:element name="TaxCatchAll" ma:index="23" nillable="true" ma:displayName="Taxonomy Catch All Column" ma:hidden="true" ma:list="{3f6bfcbc-3db3-4ae6-bd76-326f0798ad28}" ma:internalName="TaxCatchAll" ma:readOnly="false" ma:showField="CatchAllData" ma:web="16c05727-aa75-4e4a-9b5f-8a80a1165891">
-      <xsd:complexType>
-        <xsd:complexContent>
-          <xsd:extension base="dms:MultiChoiceLookup">
-            <xsd:sequence>
-              <xsd:element name="Value" type="dms:Lookup" maxOccurs="unbounded" minOccurs="0" nillable="true"/>
-            </xsd:sequence>
-          </xsd:extension>
-        </xsd:complexContent>
-      </xsd:complexType>
-    </xsd:element>
-  </xsd:schema>
-  <xsd:schema xmlns="http://schemas.openxmlformats.org/package/2006/metadata/core-properties" xmlns:xsd="http://www.w3.org/2001/XMLSchema" xmlns:xsi="http://www.w3.org/2001/XMLSchema-instance" xmlns:dc="http://purl.org/dc/elements/1.1/" xmlns:dcterms="http://purl.org/dc/terms/" xmlns:odoc="http://schemas.microsoft.com/internal/obd" targetNamespace="http://schemas.openxmlformats.org/package/2006/metadata/core-properties" elementFormDefault="qualified" attributeFormDefault="unqualified" blockDefault="#all">
-    <xsd:import namespace="http://purl.org/dc/elements/1.1/" schemaLocation="http://dublincore.org/schemas/xmls/qdc/2003/04/02/dc.xsd"/>
-    <xsd:import namespace="http://purl.org/dc/terms/" schemaLocation="http://dublincore.org/schemas/xmls/qdc/2003/04/02/dcterms.xsd"/>
-    <xsd:element name="coreProperties" type="CT_coreProperties"/>
-    <xsd:complexType name="CT_coreProperties">
-      <xsd:all>
-        <xsd:element ref="dc:creator" minOccurs="0" maxOccurs="1"/>
-        <xsd:element ref="dcterms:created" minOccurs="0" maxOccurs="1"/>
-        <xsd:element ref="dc:identifier" minOccurs="0" maxOccurs="1"/>
-        <xsd:element name="contentType" minOccurs="0" maxOccurs="1" type="xsd:string" ma:displayName="Content Type"/>
-        <xsd:element ref="dc:title" minOccurs="0" maxOccurs="1" ma:index="1" ma:displayName="Title"/>
-        <xsd:element ref="dc:subject" minOccurs="0" maxOccurs="1"/>
-        <xsd:element ref="dc:description" minOccurs="0" maxOccurs="1"/>
-        <xsd:element name="keywords" minOccurs="0" maxOccurs="1" type="xsd:string"/>
-        <xsd:element ref="dc:language" minOccurs="0" maxOccurs="1"/>
-        <xsd:element name="category" minOccurs="0" maxOccurs="1" type="xsd:string"/>
-        <xsd:element name="version" minOccurs="0" maxOccurs="1" type="xsd:string"/>
-        <xsd:element name="revision" minOccurs="0" maxOccurs="1" type="xsd:string">
-          <xsd:annotation>
-            <xsd:documentation>
-                        This value indicates the number of saves or revisions. The application is responsible for updating this value after each revision.
-                    </xsd:documentation>
-          </xsd:annotation>
-        </xsd:element>
-        <xsd:element name="lastModifiedBy" minOccurs="0" maxOccurs="1" type="xsd:string"/>
-        <xsd:element ref="dcterms:modified" minOccurs="0" maxOccurs="1"/>
-        <xsd:element name="contentStatus" minOccurs="0" maxOccurs="1" type="xsd:string"/>
-      </xsd:all>
-    </xsd:complexType>
-  </xsd:schema>
-  <xs:schema xmlns:pc="http://schemas.microsoft.com/office/infopath/2007/PartnerControls" xmlns:xs="http://www.w3.org/2001/XMLSchema" targetNamespace="http://schemas.microsoft.com/office/infopath/2007/PartnerControls" elementFormDefault="qualified" attributeFormDefault="unqualified">
-    <xs:element name="Person">
-      <xs:complexType>
-        <xs:sequence>
-          <xs:element ref="pc:DisplayName" minOccurs="0"/>
-          <xs:element ref="pc:AccountId" minOccurs="0"/>
-          <xs:element ref="pc:AccountType" minOccurs="0"/>
-        </xs:sequence>
-      </xs:complexType>
-    </xs:element>
-    <xs:element name="DisplayName" type="xs:string"/>
-    <xs:element name="AccountId" type="xs:string"/>
-    <xs:element name="AccountType" type="xs:string"/>
-    <xs:element name="BDCAssociatedEntity">
-      <xs:complexType>
-        <xs:sequence>
-          <xs:element ref="pc:BDCEntity" minOccurs="0" maxOccurs="unbounded"/>
-        </xs:sequence>
-        <xs:attribute ref="pc:EntityNamespace"/>
-        <xs:attribute ref="pc:EntityName"/>
-        <xs:attribute ref="pc:SystemInstanceName"/>
-        <xs:attribute ref="pc:AssociationName"/>
-      </xs:complexType>
-    </xs:element>
-    <xs:attribute name="EntityNamespace" type="xs:string"/>
-    <xs:attribute name="EntityName" type="xs:string"/>
-    <xs:attribute name="SystemInstanceName" type="xs:string"/>
-    <xs:attribute name="AssociationName" type="xs:string"/>
-    <xs:element name="BDCEntity">
-      <xs:complexType>
-        <xs:sequence>
-          <xs:element ref="pc:EntityDisplayName" minOccurs="0"/>
-          <xs:element ref="pc:EntityInstanceReference" minOccurs="0"/>
-          <xs:element ref="pc:EntityId1" minOccurs="0"/>
-          <xs:element ref="pc:EntityId2" minOccurs="0"/>
-          <xs:element ref="pc:EntityId3" minOccurs="0"/>
-          <xs:element ref="pc:EntityId4" minOccurs="0"/>
-          <xs:element ref="pc:EntityId5" minOccurs="0"/>
-        </xs:sequence>
-      </xs:complexType>
-    </xs:element>
-    <xs:element name="EntityDisplayName" type="xs:string"/>
-    <xs:element name="EntityInstanceReference" type="xs:string"/>
-    <xs:element name="EntityId1" type="xs:string"/>
-    <xs:element name="EntityId2" type="xs:string"/>
-    <xs:element name="EntityId3" type="xs:string"/>
-    <xs:element name="EntityId4" type="xs:string"/>
-    <xs:element name="EntityId5" type="xs:string"/>
-    <xs:element name="Terms">
-      <xs:complexType>
-        <xs:sequence>
-          <xs:element ref="pc:TermInfo" minOccurs="0" maxOccurs="unbounded"/>
-        </xs:sequence>
-      </xs:complexType>
-    </xs:element>
-    <xs:element name="TermInfo">
-      <xs:complexType>
-        <xs:sequence>
-          <xs:element ref="pc:TermName" minOccurs="0"/>
-          <xs:element ref="pc:TermId" minOccurs="0"/>
-        </xs:sequence>
-      </xs:complexType>
-    </xs:element>
-    <xs:element name="TermName" type="xs:string"/>
-    <xs:element name="TermId" type="xs:string"/>
-  </xs:schema>
-</ct:contentTypeSchema>
-</file>
-
-<file path=customXml/item32.xml><?xml version="1.0" encoding="utf-8"?>
-<?mso-contentType ?>
-<FormTemplates xmlns="http://schemas.microsoft.com/sharepoint/v3/contenttype/forms">
-  <Display>DocumentLibraryForm</Display>
-  <Edit>DocumentLibraryForm</Edit>
-  <New>DocumentLibraryForm</New>
-</FormTemplates>
-</file>
-
-<file path=customXml/item4.xml><?xml version="1.0" encoding="utf-8"?>
-<p:properties xmlns:p="http://schemas.microsoft.com/office/2006/metadata/properties" xmlns:xsi="http://www.w3.org/2001/XMLSchema-instance" xmlns:pc="http://schemas.microsoft.com/office/infopath/2007/PartnerControls">
-  <documentManagement>
-    <_ip_UnifiedCompliancePolicyUIAction xmlns="http://schemas.microsoft.com/sharepoint/v3" xsi:nil="true"/>
-    <Image xmlns="71af3243-3dd4-4a8d-8c0d-dd76da1f02a5">
-      <Url xsi:nil="true"/>
-      <Description xsi:nil="true"/>
-    </Image>
-    <Status xmlns="71af3243-3dd4-4a8d-8c0d-dd76da1f02a5">Not started</Status>
-    <Background xmlns="71af3243-3dd4-4a8d-8c0d-dd76da1f02a5">false</Background>
-    <_ip_UnifiedCompliancePolicyProperties xmlns="http://schemas.microsoft.com/sharepoint/v3" xsi:nil="true"/>
-    <ImageTagsTaxHTField xmlns="71af3243-3dd4-4a8d-8c0d-dd76da1f02a5">
-      <Terms xmlns="http://schemas.microsoft.com/office/infopath/2007/PartnerControls"/>
-    </ImageTagsTaxHTField>
-    <TaxCatchAll xmlns="230e9df3-be65-4c73-a93b-d1236ebd677e" xsi:nil="true"/>
-    <MediaServiceKeyPoints xmlns="71af3243-3dd4-4a8d-8c0d-dd76da1f02a5" xsi:nil="true"/>
-  </documentManagement>
-</p:properties>
-</file>
-
-<file path=customXml/itemProps14.xml><?xml version="1.0" encoding="utf-8"?>
-<ds:datastoreItem xmlns:ds="http://schemas.openxmlformats.org/officeDocument/2006/customXml" ds:itemID="{9E54B0E4-6DAE-44F5-8A38-134E6582438B}">
-  <ds:schemaRefs>
-    <ds:schemaRef ds:uri="http://schemas.openxmlformats.org/officeDocument/2006/bibliography"/>
-  </ds:schemaRefs>
-</ds:datastoreItem>
-</file>
-
-<file path=customXml/itemProps23.xml><?xml version="1.0" encoding="utf-8"?>
-<ds:datastoreItem xmlns:ds="http://schemas.openxmlformats.org/officeDocument/2006/customXml" ds:itemID="{76048DFE-C3DD-41BA-AE19-236A386E23DE}"/>
-</file>
-
-<file path=customXml/itemProps32.xml><?xml version="1.0" encoding="utf-8"?>
-<ds:datastoreItem xmlns:ds="http://schemas.openxmlformats.org/officeDocument/2006/customXml" ds:itemID="{511D769A-E385-4EB9-903F-E43DAB3CD8A4}"/>
-</file>
-
-<file path=customXml/itemProps41.xml><?xml version="1.0" encoding="utf-8"?>
-<ds:datastoreItem xmlns:ds="http://schemas.openxmlformats.org/officeDocument/2006/customXml" ds:itemID="{C1E5ADAF-C0BB-40F1-BFEF-F6F11A0D0BDC}"/>
 </file>